--- a/assets/Thin-Sapal-Yu-CV-FR.docx
+++ b/assets/Thin-Sapal-Yu-CV-FR.docx
@@ -138,12 +138,14 @@
               </w:rPr>
               <w:br/>
             </w:r>
+            <w:proofErr w:type="spellStart"/>
             <w:r>
               <w:rPr>
                 <w:rFonts w:asciiTheme="majorHAnsi" w:hAnsiTheme="majorHAnsi" w:cstheme="majorHAnsi"/>
               </w:rPr>
               <w:t>Téléphone</w:t>
             </w:r>
+            <w:proofErr w:type="spellEnd"/>
             <w:r>
               <w:rPr>
                 <w:rFonts w:asciiTheme="majorHAnsi" w:hAnsiTheme="majorHAnsi" w:cstheme="majorHAnsi"/>
@@ -209,15 +211,40 @@
               <w:spacing w:after="0"/>
               <w:rPr>
                 <w:rFonts w:asciiTheme="majorHAnsi" w:hAnsiTheme="majorHAnsi" w:cstheme="majorHAnsi"/>
+              </w:rPr>
+            </w:pPr>
+            <w:r>
+              <w:rPr>
+                <w:rFonts w:asciiTheme="majorHAnsi" w:hAnsiTheme="majorHAnsi" w:cstheme="majorHAnsi"/>
+              </w:rPr>
+              <w:t xml:space="preserve">Portfolio: </w:t>
+            </w:r>
+            <w:hyperlink r:id="rId9" w:history="1">
+              <w:r>
+                <w:rPr>
+                  <w:rStyle w:val="Hyperlink"/>
+                  <w:rFonts w:asciiTheme="majorHAnsi" w:hAnsiTheme="majorHAnsi" w:cstheme="majorHAnsi"/>
+                </w:rPr>
+                <w:t>https://t-sapalyu.github.io/aboutme/</w:t>
+              </w:r>
+            </w:hyperlink>
+          </w:p>
+          <w:p>
+            <w:pPr>
+              <w:spacing w:after="0"/>
+              <w:rPr>
+                <w:rFonts w:asciiTheme="majorHAnsi" w:hAnsiTheme="majorHAnsi" w:cstheme="majorHAnsi"/>
                 <w:b/>
               </w:rPr>
             </w:pPr>
+            <w:proofErr w:type="spellStart"/>
             <w:r>
               <w:rPr>
                 <w:rFonts w:asciiTheme="majorHAnsi" w:hAnsiTheme="majorHAnsi" w:cstheme="majorHAnsi"/>
               </w:rPr>
               <w:t>Localisation</w:t>
             </w:r>
+            <w:proofErr w:type="spellEnd"/>
             <w:r>
               <w:rPr>
                 <w:rFonts w:asciiTheme="majorHAnsi" w:hAnsiTheme="majorHAnsi" w:cstheme="majorHAnsi"/>
@@ -321,8 +348,16 @@
               <w:rPr>
                 <w:rFonts w:asciiTheme="majorHAnsi" w:hAnsiTheme="majorHAnsi" w:cstheme="majorHAnsi"/>
               </w:rPr>
-              <w:t>TensorFlow/PyTorch</w:t>
-            </w:r>
+              <w:t>TensorFlow/</w:t>
+            </w:r>
+            <w:proofErr w:type="spellStart"/>
+            <w:r>
+              <w:rPr>
+                <w:rFonts w:asciiTheme="majorHAnsi" w:hAnsiTheme="majorHAnsi" w:cstheme="majorHAnsi"/>
+              </w:rPr>
+              <w:t>PyTorch</w:t>
+            </w:r>
+            <w:proofErr w:type="spellEnd"/>
           </w:p>
           <w:p>
             <w:pPr>
@@ -367,8 +402,16 @@
               <w:rPr>
                 <w:rFonts w:asciiTheme="majorHAnsi" w:hAnsiTheme="majorHAnsi" w:cstheme="majorHAnsi"/>
               </w:rPr>
-              <w:t>, Streamlit</w:t>
-            </w:r>
+              <w:t xml:space="preserve">, </w:t>
+            </w:r>
+            <w:proofErr w:type="spellStart"/>
+            <w:r>
+              <w:rPr>
+                <w:rFonts w:asciiTheme="majorHAnsi" w:hAnsiTheme="majorHAnsi" w:cstheme="majorHAnsi"/>
+              </w:rPr>
+              <w:t>Streamlit</w:t>
+            </w:r>
+            <w:proofErr w:type="spellEnd"/>
             <w:r>
               <w:rPr>
                 <w:rFonts w:asciiTheme="majorHAnsi" w:hAnsiTheme="majorHAnsi" w:cstheme="majorHAnsi"/>
@@ -456,6 +499,12 @@
               </w:rPr>
               <w:t>AWS/Azure</w:t>
             </w:r>
+            <w:r>
+              <w:rPr>
+                <w:rFonts w:asciiTheme="majorHAnsi" w:hAnsiTheme="majorHAnsi" w:cstheme="majorHAnsi"/>
+              </w:rPr>
+              <w:t>, JIRA</w:t>
+            </w:r>
           </w:p>
           <w:p>
             <w:pPr>
@@ -641,8 +690,16 @@
               <w:rPr>
                 <w:rFonts w:asciiTheme="majorHAnsi" w:hAnsiTheme="majorHAnsi" w:cstheme="majorHAnsi"/>
               </w:rPr>
-              <w:t>, MLOps</w:t>
-            </w:r>
+              <w:t xml:space="preserve">, </w:t>
+            </w:r>
+            <w:proofErr w:type="spellStart"/>
+            <w:r>
+              <w:rPr>
+                <w:rFonts w:asciiTheme="majorHAnsi" w:hAnsiTheme="majorHAnsi" w:cstheme="majorHAnsi"/>
+              </w:rPr>
+              <w:t>MLOps</w:t>
+            </w:r>
+            <w:proofErr w:type="spellEnd"/>
           </w:p>
           <w:p>
             <w:pPr>
@@ -786,6 +843,32 @@
               <w:spacing w:after="0" w:line="240" w:lineRule="auto"/>
               <w:rPr>
                 <w:rFonts w:asciiTheme="majorHAnsi" w:hAnsiTheme="majorHAnsi" w:cstheme="majorHAnsi"/>
+              </w:rPr>
+            </w:pPr>
+          </w:p>
+          <w:p>
+            <w:pPr>
+              <w:spacing w:after="0" w:line="240" w:lineRule="auto"/>
+              <w:rPr>
+                <w:rFonts w:asciiTheme="majorHAnsi" w:hAnsiTheme="majorHAnsi" w:cstheme="majorHAnsi"/>
+              </w:rPr>
+            </w:pPr>
+          </w:p>
+          <w:p>
+            <w:pPr>
+              <w:spacing w:after="0" w:line="240" w:lineRule="auto"/>
+              <w:rPr>
+                <w:rFonts w:asciiTheme="majorHAnsi" w:hAnsiTheme="majorHAnsi" w:cstheme="majorHAnsi"/>
+                <w:b/>
+                <w:bCs/>
+              </w:rPr>
+            </w:pPr>
+          </w:p>
+          <w:p>
+            <w:pPr>
+              <w:spacing w:after="0" w:line="240" w:lineRule="auto"/>
+              <w:rPr>
+                <w:rFonts w:asciiTheme="majorHAnsi" w:hAnsiTheme="majorHAnsi" w:cstheme="majorHAnsi"/>
                 <w:b/>
                 <w:bCs/>
               </w:rPr>
@@ -881,6 +964,7 @@
                 <w:sz w:val="28"/>
                 <w:szCs w:val="28"/>
               </w:rPr>
+              <w:lastRenderedPageBreak/>
               <w:t>Software Engineer/Data &amp; AI Engineer Intern</w:t>
             </w:r>
           </w:p>
@@ -913,11 +997,523 @@
                 <w:rFonts w:asciiTheme="majorHAnsi" w:hAnsiTheme="majorHAnsi" w:cstheme="majorHAnsi"/>
               </w:rPr>
             </w:pPr>
-            <w:r>
-              <w:rPr>
-                <w:rFonts w:asciiTheme="majorHAnsi" w:hAnsiTheme="majorHAnsi" w:cstheme="majorHAnsi"/>
-              </w:rPr>
-              <w:t>Ingénieure logiciel avec plus de 10 ans d’expérience en .NET et en développement logiciel, je m’oriente aujourd’hui vers l’IA et la Data Science. Actuellement en Master Systèmes d’intelligence artificielle, je possède une expérience pratique en machine learning et en analyse de données à travers des projets académiques. Je m’appuie sur une solide expérience en ingénierie logicielle et sur une approche pragmatique pour résoudre des problématiques liées aux données et à l’IA.</w:t>
+            <w:proofErr w:type="spellStart"/>
+            <w:r>
+              <w:rPr>
+                <w:rFonts w:asciiTheme="majorHAnsi" w:hAnsiTheme="majorHAnsi" w:cstheme="majorHAnsi"/>
+              </w:rPr>
+              <w:t>Ingénieure</w:t>
+            </w:r>
+            <w:proofErr w:type="spellEnd"/>
+            <w:r>
+              <w:rPr>
+                <w:rFonts w:asciiTheme="majorHAnsi" w:hAnsiTheme="majorHAnsi" w:cstheme="majorHAnsi"/>
+              </w:rPr>
+              <w:t xml:space="preserve"> </w:t>
+            </w:r>
+            <w:proofErr w:type="spellStart"/>
+            <w:r>
+              <w:rPr>
+                <w:rFonts w:asciiTheme="majorHAnsi" w:hAnsiTheme="majorHAnsi" w:cstheme="majorHAnsi"/>
+              </w:rPr>
+              <w:t>logiciel</w:t>
+            </w:r>
+            <w:proofErr w:type="spellEnd"/>
+            <w:r>
+              <w:rPr>
+                <w:rFonts w:asciiTheme="majorHAnsi" w:hAnsiTheme="majorHAnsi" w:cstheme="majorHAnsi"/>
+              </w:rPr>
+              <w:t xml:space="preserve"> avec plus de 10 </w:t>
+            </w:r>
+            <w:proofErr w:type="spellStart"/>
+            <w:r>
+              <w:rPr>
+                <w:rFonts w:asciiTheme="majorHAnsi" w:hAnsiTheme="majorHAnsi" w:cstheme="majorHAnsi"/>
+              </w:rPr>
+              <w:t>ans</w:t>
+            </w:r>
+            <w:proofErr w:type="spellEnd"/>
+            <w:r>
+              <w:rPr>
+                <w:rFonts w:asciiTheme="majorHAnsi" w:hAnsiTheme="majorHAnsi" w:cstheme="majorHAnsi"/>
+              </w:rPr>
+              <w:t xml:space="preserve"> </w:t>
+            </w:r>
+            <w:proofErr w:type="spellStart"/>
+            <w:r>
+              <w:rPr>
+                <w:rFonts w:asciiTheme="majorHAnsi" w:hAnsiTheme="majorHAnsi" w:cstheme="majorHAnsi"/>
+              </w:rPr>
+              <w:t>d’expérience</w:t>
+            </w:r>
+            <w:proofErr w:type="spellEnd"/>
+            <w:r>
+              <w:rPr>
+                <w:rFonts w:asciiTheme="majorHAnsi" w:hAnsiTheme="majorHAnsi" w:cstheme="majorHAnsi"/>
+              </w:rPr>
+              <w:t xml:space="preserve"> </w:t>
+            </w:r>
+            <w:proofErr w:type="spellStart"/>
+            <w:r>
+              <w:rPr>
+                <w:rFonts w:asciiTheme="majorHAnsi" w:hAnsiTheme="majorHAnsi" w:cstheme="majorHAnsi"/>
+              </w:rPr>
+              <w:t>en</w:t>
+            </w:r>
+            <w:proofErr w:type="spellEnd"/>
+            <w:r>
+              <w:rPr>
+                <w:rFonts w:asciiTheme="majorHAnsi" w:hAnsiTheme="majorHAnsi" w:cstheme="majorHAnsi"/>
+              </w:rPr>
+              <w:t xml:space="preserve"> .NET et </w:t>
+            </w:r>
+            <w:proofErr w:type="spellStart"/>
+            <w:r>
+              <w:rPr>
+                <w:rFonts w:asciiTheme="majorHAnsi" w:hAnsiTheme="majorHAnsi" w:cstheme="majorHAnsi"/>
+              </w:rPr>
+              <w:t>en</w:t>
+            </w:r>
+            <w:proofErr w:type="spellEnd"/>
+            <w:r>
+              <w:rPr>
+                <w:rFonts w:asciiTheme="majorHAnsi" w:hAnsiTheme="majorHAnsi" w:cstheme="majorHAnsi"/>
+              </w:rPr>
+              <w:t xml:space="preserve"> </w:t>
+            </w:r>
+            <w:proofErr w:type="spellStart"/>
+            <w:r>
+              <w:rPr>
+                <w:rFonts w:asciiTheme="majorHAnsi" w:hAnsiTheme="majorHAnsi" w:cstheme="majorHAnsi"/>
+              </w:rPr>
+              <w:t>développement</w:t>
+            </w:r>
+            <w:proofErr w:type="spellEnd"/>
+            <w:r>
+              <w:rPr>
+                <w:rFonts w:asciiTheme="majorHAnsi" w:hAnsiTheme="majorHAnsi" w:cstheme="majorHAnsi"/>
+              </w:rPr>
+              <w:t xml:space="preserve"> </w:t>
+            </w:r>
+            <w:proofErr w:type="spellStart"/>
+            <w:r>
+              <w:rPr>
+                <w:rFonts w:asciiTheme="majorHAnsi" w:hAnsiTheme="majorHAnsi" w:cstheme="majorHAnsi"/>
+              </w:rPr>
+              <w:t>logiciel</w:t>
+            </w:r>
+            <w:proofErr w:type="spellEnd"/>
+            <w:r>
+              <w:rPr>
+                <w:rFonts w:asciiTheme="majorHAnsi" w:hAnsiTheme="majorHAnsi" w:cstheme="majorHAnsi"/>
+              </w:rPr>
+              <w:t xml:space="preserve">, je </w:t>
+            </w:r>
+            <w:proofErr w:type="spellStart"/>
+            <w:r>
+              <w:rPr>
+                <w:rFonts w:asciiTheme="majorHAnsi" w:hAnsiTheme="majorHAnsi" w:cstheme="majorHAnsi"/>
+              </w:rPr>
+              <w:t>m’oriente</w:t>
+            </w:r>
+            <w:proofErr w:type="spellEnd"/>
+            <w:r>
+              <w:rPr>
+                <w:rFonts w:asciiTheme="majorHAnsi" w:hAnsiTheme="majorHAnsi" w:cstheme="majorHAnsi"/>
+              </w:rPr>
+              <w:t xml:space="preserve"> </w:t>
+            </w:r>
+            <w:proofErr w:type="spellStart"/>
+            <w:r>
+              <w:rPr>
+                <w:rFonts w:asciiTheme="majorHAnsi" w:hAnsiTheme="majorHAnsi" w:cstheme="majorHAnsi"/>
+              </w:rPr>
+              <w:t>aujourd’hui</w:t>
+            </w:r>
+            <w:proofErr w:type="spellEnd"/>
+            <w:r>
+              <w:rPr>
+                <w:rFonts w:asciiTheme="majorHAnsi" w:hAnsiTheme="majorHAnsi" w:cstheme="majorHAnsi"/>
+              </w:rPr>
+              <w:t xml:space="preserve"> vers </w:t>
+            </w:r>
+            <w:proofErr w:type="spellStart"/>
+            <w:r>
+              <w:rPr>
+                <w:rFonts w:asciiTheme="majorHAnsi" w:hAnsiTheme="majorHAnsi" w:cstheme="majorHAnsi"/>
+              </w:rPr>
+              <w:t>l’IA</w:t>
+            </w:r>
+            <w:proofErr w:type="spellEnd"/>
+            <w:r>
+              <w:rPr>
+                <w:rFonts w:asciiTheme="majorHAnsi" w:hAnsiTheme="majorHAnsi" w:cstheme="majorHAnsi"/>
+              </w:rPr>
+              <w:t xml:space="preserve"> et la Data Science. </w:t>
+            </w:r>
+            <w:proofErr w:type="spellStart"/>
+            <w:r>
+              <w:rPr>
+                <w:rFonts w:asciiTheme="majorHAnsi" w:hAnsiTheme="majorHAnsi" w:cstheme="majorHAnsi"/>
+              </w:rPr>
+              <w:t>Actuellement</w:t>
+            </w:r>
+            <w:proofErr w:type="spellEnd"/>
+            <w:r>
+              <w:rPr>
+                <w:rFonts w:asciiTheme="majorHAnsi" w:hAnsiTheme="majorHAnsi" w:cstheme="majorHAnsi"/>
+              </w:rPr>
+              <w:t xml:space="preserve"> </w:t>
+            </w:r>
+            <w:proofErr w:type="spellStart"/>
+            <w:r>
+              <w:rPr>
+                <w:rFonts w:asciiTheme="majorHAnsi" w:hAnsiTheme="majorHAnsi" w:cstheme="majorHAnsi"/>
+              </w:rPr>
+              <w:t>en</w:t>
+            </w:r>
+            <w:proofErr w:type="spellEnd"/>
+            <w:r>
+              <w:rPr>
+                <w:rFonts w:asciiTheme="majorHAnsi" w:hAnsiTheme="majorHAnsi" w:cstheme="majorHAnsi"/>
+              </w:rPr>
+              <w:t xml:space="preserve"> Master Systèmes </w:t>
+            </w:r>
+            <w:proofErr w:type="spellStart"/>
+            <w:r>
+              <w:rPr>
+                <w:rFonts w:asciiTheme="majorHAnsi" w:hAnsiTheme="majorHAnsi" w:cstheme="majorHAnsi"/>
+              </w:rPr>
+              <w:t>d’intelligence</w:t>
+            </w:r>
+            <w:proofErr w:type="spellEnd"/>
+            <w:r>
+              <w:rPr>
+                <w:rFonts w:asciiTheme="majorHAnsi" w:hAnsiTheme="majorHAnsi" w:cstheme="majorHAnsi"/>
+              </w:rPr>
+              <w:t xml:space="preserve"> </w:t>
+            </w:r>
+            <w:proofErr w:type="spellStart"/>
+            <w:r>
+              <w:rPr>
+                <w:rFonts w:asciiTheme="majorHAnsi" w:hAnsiTheme="majorHAnsi" w:cstheme="majorHAnsi"/>
+              </w:rPr>
+              <w:t>artificielle</w:t>
+            </w:r>
+            <w:proofErr w:type="spellEnd"/>
+            <w:r>
+              <w:rPr>
+                <w:rFonts w:asciiTheme="majorHAnsi" w:hAnsiTheme="majorHAnsi" w:cstheme="majorHAnsi"/>
+              </w:rPr>
+              <w:t xml:space="preserve">, je </w:t>
+            </w:r>
+            <w:proofErr w:type="spellStart"/>
+            <w:r>
+              <w:rPr>
+                <w:rFonts w:asciiTheme="majorHAnsi" w:hAnsiTheme="majorHAnsi" w:cstheme="majorHAnsi"/>
+              </w:rPr>
+              <w:t>possède</w:t>
+            </w:r>
+            <w:proofErr w:type="spellEnd"/>
+            <w:r>
+              <w:rPr>
+                <w:rFonts w:asciiTheme="majorHAnsi" w:hAnsiTheme="majorHAnsi" w:cstheme="majorHAnsi"/>
+              </w:rPr>
+              <w:t xml:space="preserve"> </w:t>
+            </w:r>
+            <w:proofErr w:type="spellStart"/>
+            <w:r>
+              <w:rPr>
+                <w:rFonts w:asciiTheme="majorHAnsi" w:hAnsiTheme="majorHAnsi" w:cstheme="majorHAnsi"/>
+              </w:rPr>
+              <w:t>une</w:t>
+            </w:r>
+            <w:proofErr w:type="spellEnd"/>
+            <w:r>
+              <w:rPr>
+                <w:rFonts w:asciiTheme="majorHAnsi" w:hAnsiTheme="majorHAnsi" w:cstheme="majorHAnsi"/>
+              </w:rPr>
+              <w:t xml:space="preserve"> </w:t>
+            </w:r>
+            <w:proofErr w:type="spellStart"/>
+            <w:r>
+              <w:rPr>
+                <w:rFonts w:asciiTheme="majorHAnsi" w:hAnsiTheme="majorHAnsi" w:cstheme="majorHAnsi"/>
+              </w:rPr>
+              <w:t>expérience</w:t>
+            </w:r>
+            <w:proofErr w:type="spellEnd"/>
+            <w:r>
+              <w:rPr>
+                <w:rFonts w:asciiTheme="majorHAnsi" w:hAnsiTheme="majorHAnsi" w:cstheme="majorHAnsi"/>
+              </w:rPr>
+              <w:t xml:space="preserve"> pratique </w:t>
+            </w:r>
+            <w:proofErr w:type="spellStart"/>
+            <w:r>
+              <w:rPr>
+                <w:rFonts w:asciiTheme="majorHAnsi" w:hAnsiTheme="majorHAnsi" w:cstheme="majorHAnsi"/>
+              </w:rPr>
+              <w:t>en</w:t>
+            </w:r>
+            <w:proofErr w:type="spellEnd"/>
+            <w:r>
+              <w:rPr>
+                <w:rFonts w:asciiTheme="majorHAnsi" w:hAnsiTheme="majorHAnsi" w:cstheme="majorHAnsi"/>
+              </w:rPr>
+              <w:t xml:space="preserve"> machine learning et </w:t>
+            </w:r>
+            <w:proofErr w:type="spellStart"/>
+            <w:r>
+              <w:rPr>
+                <w:rFonts w:asciiTheme="majorHAnsi" w:hAnsiTheme="majorHAnsi" w:cstheme="majorHAnsi"/>
+              </w:rPr>
+              <w:t>en</w:t>
+            </w:r>
+            <w:proofErr w:type="spellEnd"/>
+            <w:r>
+              <w:rPr>
+                <w:rFonts w:asciiTheme="majorHAnsi" w:hAnsiTheme="majorHAnsi" w:cstheme="majorHAnsi"/>
+              </w:rPr>
+              <w:t xml:space="preserve"> </w:t>
+            </w:r>
+            <w:proofErr w:type="spellStart"/>
+            <w:r>
+              <w:rPr>
+                <w:rFonts w:asciiTheme="majorHAnsi" w:hAnsiTheme="majorHAnsi" w:cstheme="majorHAnsi"/>
+              </w:rPr>
+              <w:t>analyse</w:t>
+            </w:r>
+            <w:proofErr w:type="spellEnd"/>
+            <w:r>
+              <w:rPr>
+                <w:rFonts w:asciiTheme="majorHAnsi" w:hAnsiTheme="majorHAnsi" w:cstheme="majorHAnsi"/>
+              </w:rPr>
+              <w:t xml:space="preserve"> de données à travers des </w:t>
+            </w:r>
+            <w:proofErr w:type="spellStart"/>
+            <w:r>
+              <w:rPr>
+                <w:rFonts w:asciiTheme="majorHAnsi" w:hAnsiTheme="majorHAnsi" w:cstheme="majorHAnsi"/>
+              </w:rPr>
+              <w:t>projets</w:t>
+            </w:r>
+            <w:proofErr w:type="spellEnd"/>
+            <w:r>
+              <w:rPr>
+                <w:rFonts w:asciiTheme="majorHAnsi" w:hAnsiTheme="majorHAnsi" w:cstheme="majorHAnsi"/>
+              </w:rPr>
+              <w:t xml:space="preserve"> </w:t>
+            </w:r>
+            <w:proofErr w:type="spellStart"/>
+            <w:r>
+              <w:rPr>
+                <w:rFonts w:asciiTheme="majorHAnsi" w:hAnsiTheme="majorHAnsi" w:cstheme="majorHAnsi"/>
+              </w:rPr>
+              <w:t>académiques</w:t>
+            </w:r>
+            <w:proofErr w:type="spellEnd"/>
+            <w:r>
+              <w:rPr>
+                <w:rFonts w:asciiTheme="majorHAnsi" w:hAnsiTheme="majorHAnsi" w:cstheme="majorHAnsi"/>
+              </w:rPr>
+              <w:t xml:space="preserve">. Je </w:t>
+            </w:r>
+            <w:proofErr w:type="spellStart"/>
+            <w:r>
+              <w:rPr>
+                <w:rFonts w:asciiTheme="majorHAnsi" w:hAnsiTheme="majorHAnsi" w:cstheme="majorHAnsi"/>
+              </w:rPr>
+              <w:t>m’appuie</w:t>
+            </w:r>
+            <w:proofErr w:type="spellEnd"/>
+            <w:r>
+              <w:rPr>
+                <w:rFonts w:asciiTheme="majorHAnsi" w:hAnsiTheme="majorHAnsi" w:cstheme="majorHAnsi"/>
+              </w:rPr>
+              <w:t xml:space="preserve"> sur </w:t>
+            </w:r>
+            <w:proofErr w:type="spellStart"/>
+            <w:r>
+              <w:rPr>
+                <w:rFonts w:asciiTheme="majorHAnsi" w:hAnsiTheme="majorHAnsi" w:cstheme="majorHAnsi"/>
+              </w:rPr>
+              <w:t>une</w:t>
+            </w:r>
+            <w:proofErr w:type="spellEnd"/>
+            <w:r>
+              <w:rPr>
+                <w:rFonts w:asciiTheme="majorHAnsi" w:hAnsiTheme="majorHAnsi" w:cstheme="majorHAnsi"/>
+              </w:rPr>
+              <w:t xml:space="preserve"> </w:t>
+            </w:r>
+            <w:proofErr w:type="spellStart"/>
+            <w:r>
+              <w:rPr>
+                <w:rFonts w:asciiTheme="majorHAnsi" w:hAnsiTheme="majorHAnsi" w:cstheme="majorHAnsi"/>
+              </w:rPr>
+              <w:t>solide</w:t>
+            </w:r>
+            <w:proofErr w:type="spellEnd"/>
+            <w:r>
+              <w:rPr>
+                <w:rFonts w:asciiTheme="majorHAnsi" w:hAnsiTheme="majorHAnsi" w:cstheme="majorHAnsi"/>
+              </w:rPr>
+              <w:t xml:space="preserve"> </w:t>
+            </w:r>
+            <w:proofErr w:type="spellStart"/>
+            <w:r>
+              <w:rPr>
+                <w:rFonts w:asciiTheme="majorHAnsi" w:hAnsiTheme="majorHAnsi" w:cstheme="majorHAnsi"/>
+              </w:rPr>
+              <w:t>expérience</w:t>
+            </w:r>
+            <w:proofErr w:type="spellEnd"/>
+            <w:r>
+              <w:rPr>
+                <w:rFonts w:asciiTheme="majorHAnsi" w:hAnsiTheme="majorHAnsi" w:cstheme="majorHAnsi"/>
+              </w:rPr>
+              <w:t xml:space="preserve"> </w:t>
+            </w:r>
+            <w:proofErr w:type="spellStart"/>
+            <w:r>
+              <w:rPr>
+                <w:rFonts w:asciiTheme="majorHAnsi" w:hAnsiTheme="majorHAnsi" w:cstheme="majorHAnsi"/>
+              </w:rPr>
+              <w:t>en</w:t>
+            </w:r>
+            <w:proofErr w:type="spellEnd"/>
+            <w:r>
+              <w:rPr>
+                <w:rFonts w:asciiTheme="majorHAnsi" w:hAnsiTheme="majorHAnsi" w:cstheme="majorHAnsi"/>
+              </w:rPr>
+              <w:t xml:space="preserve"> </w:t>
+            </w:r>
+            <w:proofErr w:type="spellStart"/>
+            <w:r>
+              <w:rPr>
+                <w:rFonts w:asciiTheme="majorHAnsi" w:hAnsiTheme="majorHAnsi" w:cstheme="majorHAnsi"/>
+              </w:rPr>
+              <w:t>ingénierie</w:t>
+            </w:r>
+            <w:proofErr w:type="spellEnd"/>
+            <w:r>
+              <w:rPr>
+                <w:rFonts w:asciiTheme="majorHAnsi" w:hAnsiTheme="majorHAnsi" w:cstheme="majorHAnsi"/>
+              </w:rPr>
+              <w:t xml:space="preserve"> </w:t>
+            </w:r>
+            <w:proofErr w:type="spellStart"/>
+            <w:r>
+              <w:rPr>
+                <w:rFonts w:asciiTheme="majorHAnsi" w:hAnsiTheme="majorHAnsi" w:cstheme="majorHAnsi"/>
+              </w:rPr>
+              <w:t>logicielle</w:t>
+            </w:r>
+            <w:proofErr w:type="spellEnd"/>
+            <w:r>
+              <w:rPr>
+                <w:rFonts w:asciiTheme="majorHAnsi" w:hAnsiTheme="majorHAnsi" w:cstheme="majorHAnsi"/>
+              </w:rPr>
+              <w:t xml:space="preserve"> et sur </w:t>
+            </w:r>
+            <w:proofErr w:type="spellStart"/>
+            <w:r>
+              <w:rPr>
+                <w:rFonts w:asciiTheme="majorHAnsi" w:hAnsiTheme="majorHAnsi" w:cstheme="majorHAnsi"/>
+              </w:rPr>
+              <w:t>une</w:t>
+            </w:r>
+            <w:proofErr w:type="spellEnd"/>
+            <w:r>
+              <w:rPr>
+                <w:rFonts w:asciiTheme="majorHAnsi" w:hAnsiTheme="majorHAnsi" w:cstheme="majorHAnsi"/>
+              </w:rPr>
+              <w:t xml:space="preserve"> </w:t>
+            </w:r>
+            <w:proofErr w:type="spellStart"/>
+            <w:r>
+              <w:rPr>
+                <w:rFonts w:asciiTheme="majorHAnsi" w:hAnsiTheme="majorHAnsi" w:cstheme="majorHAnsi"/>
+              </w:rPr>
+              <w:t>approche</w:t>
+            </w:r>
+            <w:proofErr w:type="spellEnd"/>
+            <w:r>
+              <w:rPr>
+                <w:rFonts w:asciiTheme="majorHAnsi" w:hAnsiTheme="majorHAnsi" w:cstheme="majorHAnsi"/>
+              </w:rPr>
+              <w:t xml:space="preserve"> </w:t>
+            </w:r>
+            <w:proofErr w:type="spellStart"/>
+            <w:r>
+              <w:rPr>
+                <w:rFonts w:asciiTheme="majorHAnsi" w:hAnsiTheme="majorHAnsi" w:cstheme="majorHAnsi"/>
+              </w:rPr>
+              <w:t>pragmatique</w:t>
+            </w:r>
+            <w:proofErr w:type="spellEnd"/>
+            <w:r>
+              <w:rPr>
+                <w:rFonts w:asciiTheme="majorHAnsi" w:hAnsiTheme="majorHAnsi" w:cstheme="majorHAnsi"/>
+              </w:rPr>
+              <w:t xml:space="preserve"> pour </w:t>
+            </w:r>
+            <w:proofErr w:type="spellStart"/>
+            <w:r>
+              <w:rPr>
+                <w:rFonts w:asciiTheme="majorHAnsi" w:hAnsiTheme="majorHAnsi" w:cstheme="majorHAnsi"/>
+              </w:rPr>
+              <w:t>résoudre</w:t>
+            </w:r>
+            <w:proofErr w:type="spellEnd"/>
+            <w:r>
+              <w:rPr>
+                <w:rFonts w:asciiTheme="majorHAnsi" w:hAnsiTheme="majorHAnsi" w:cstheme="majorHAnsi"/>
+              </w:rPr>
+              <w:t xml:space="preserve"> des </w:t>
+            </w:r>
+            <w:proofErr w:type="spellStart"/>
+            <w:r>
+              <w:rPr>
+                <w:rFonts w:asciiTheme="majorHAnsi" w:hAnsiTheme="majorHAnsi" w:cstheme="majorHAnsi"/>
+              </w:rPr>
+              <w:t>problématiques</w:t>
+            </w:r>
+            <w:proofErr w:type="spellEnd"/>
+            <w:r>
+              <w:rPr>
+                <w:rFonts w:asciiTheme="majorHAnsi" w:hAnsiTheme="majorHAnsi" w:cstheme="majorHAnsi"/>
+              </w:rPr>
+              <w:t xml:space="preserve"> </w:t>
+            </w:r>
+            <w:proofErr w:type="spellStart"/>
+            <w:r>
+              <w:rPr>
+                <w:rFonts w:asciiTheme="majorHAnsi" w:hAnsiTheme="majorHAnsi" w:cstheme="majorHAnsi"/>
+              </w:rPr>
+              <w:t>liées</w:t>
+            </w:r>
+            <w:proofErr w:type="spellEnd"/>
+            <w:r>
+              <w:rPr>
+                <w:rFonts w:asciiTheme="majorHAnsi" w:hAnsiTheme="majorHAnsi" w:cstheme="majorHAnsi"/>
+              </w:rPr>
+              <w:t xml:space="preserve"> aux données et à </w:t>
+            </w:r>
+            <w:proofErr w:type="spellStart"/>
+            <w:r>
+              <w:rPr>
+                <w:rFonts w:asciiTheme="majorHAnsi" w:hAnsiTheme="majorHAnsi" w:cstheme="majorHAnsi"/>
+              </w:rPr>
+              <w:t>l’IA</w:t>
+            </w:r>
+            <w:proofErr w:type="spellEnd"/>
+            <w:r>
+              <w:rPr>
+                <w:rFonts w:asciiTheme="majorHAnsi" w:hAnsiTheme="majorHAnsi" w:cstheme="majorHAnsi"/>
+              </w:rPr>
+              <w:t>.</w:t>
             </w:r>
           </w:p>
           <w:p>
@@ -1432,12 +2028,165 @@
                 <w:lang w:val="en-SG"/>
               </w:rPr>
             </w:pPr>
-            <w:r>
-              <w:rPr>
-                <w:rFonts w:asciiTheme="majorHAnsi" w:hAnsiTheme="majorHAnsi" w:cstheme="majorHAnsi"/>
-                <w:lang w:val="en-SG"/>
-              </w:rPr>
-              <w:t>Développé ER-Assistant, un chatbot basé sur le RAG (Retrieval-Augmented Generation) pour répondre aux questions liées aux urgences et aux premiers secours, avec des citations précises des pages des PDF et un pipeline multi-agents de vérification des faits, combinant recherche interne, vérification sur le Web et routage des requêtes vers des LLM.</w:t>
+            <w:proofErr w:type="spellStart"/>
+            <w:r>
+              <w:rPr>
+                <w:rFonts w:asciiTheme="majorHAnsi" w:hAnsiTheme="majorHAnsi" w:cstheme="majorHAnsi"/>
+                <w:lang w:val="en-SG"/>
+              </w:rPr>
+              <w:t>Développé</w:t>
+            </w:r>
+            <w:proofErr w:type="spellEnd"/>
+            <w:r>
+              <w:rPr>
+                <w:rFonts w:asciiTheme="majorHAnsi" w:hAnsiTheme="majorHAnsi" w:cstheme="majorHAnsi"/>
+                <w:lang w:val="en-SG"/>
+              </w:rPr>
+              <w:t xml:space="preserve"> ER-Assistant, un chatbot </w:t>
+            </w:r>
+            <w:proofErr w:type="spellStart"/>
+            <w:r>
+              <w:rPr>
+                <w:rFonts w:asciiTheme="majorHAnsi" w:hAnsiTheme="majorHAnsi" w:cstheme="majorHAnsi"/>
+                <w:lang w:val="en-SG"/>
+              </w:rPr>
+              <w:t>basé</w:t>
+            </w:r>
+            <w:proofErr w:type="spellEnd"/>
+            <w:r>
+              <w:rPr>
+                <w:rFonts w:asciiTheme="majorHAnsi" w:hAnsiTheme="majorHAnsi" w:cstheme="majorHAnsi"/>
+                <w:lang w:val="en-SG"/>
+              </w:rPr>
+              <w:t xml:space="preserve"> sur le RAG (Retrieval-Augmented Generation) </w:t>
+            </w:r>
+            <w:proofErr w:type="gramStart"/>
+            <w:r>
+              <w:rPr>
+                <w:rFonts w:asciiTheme="majorHAnsi" w:hAnsiTheme="majorHAnsi" w:cstheme="majorHAnsi"/>
+                <w:lang w:val="en-SG"/>
+              </w:rPr>
+              <w:t>pour</w:t>
+            </w:r>
+            <w:proofErr w:type="gramEnd"/>
+            <w:r>
+              <w:rPr>
+                <w:rFonts w:asciiTheme="majorHAnsi" w:hAnsiTheme="majorHAnsi" w:cstheme="majorHAnsi"/>
+                <w:lang w:val="en-SG"/>
+              </w:rPr>
+              <w:t xml:space="preserve"> </w:t>
+            </w:r>
+            <w:proofErr w:type="spellStart"/>
+            <w:r>
+              <w:rPr>
+                <w:rFonts w:asciiTheme="majorHAnsi" w:hAnsiTheme="majorHAnsi" w:cstheme="majorHAnsi"/>
+                <w:lang w:val="en-SG"/>
+              </w:rPr>
+              <w:t>répondre</w:t>
+            </w:r>
+            <w:proofErr w:type="spellEnd"/>
+            <w:r>
+              <w:rPr>
+                <w:rFonts w:asciiTheme="majorHAnsi" w:hAnsiTheme="majorHAnsi" w:cstheme="majorHAnsi"/>
+                <w:lang w:val="en-SG"/>
+              </w:rPr>
+              <w:t xml:space="preserve"> aux questions </w:t>
+            </w:r>
+            <w:proofErr w:type="spellStart"/>
+            <w:r>
+              <w:rPr>
+                <w:rFonts w:asciiTheme="majorHAnsi" w:hAnsiTheme="majorHAnsi" w:cstheme="majorHAnsi"/>
+                <w:lang w:val="en-SG"/>
+              </w:rPr>
+              <w:t>liées</w:t>
+            </w:r>
+            <w:proofErr w:type="spellEnd"/>
+            <w:r>
+              <w:rPr>
+                <w:rFonts w:asciiTheme="majorHAnsi" w:hAnsiTheme="majorHAnsi" w:cstheme="majorHAnsi"/>
+                <w:lang w:val="en-SG"/>
+              </w:rPr>
+              <w:t xml:space="preserve"> aux urgences et aux premiers secours, avec des citations précises des pages des PDF et un pipeline multi-agents de </w:t>
+            </w:r>
+            <w:proofErr w:type="spellStart"/>
+            <w:r>
+              <w:rPr>
+                <w:rFonts w:asciiTheme="majorHAnsi" w:hAnsiTheme="majorHAnsi" w:cstheme="majorHAnsi"/>
+                <w:lang w:val="en-SG"/>
+              </w:rPr>
+              <w:t>vérification</w:t>
+            </w:r>
+            <w:proofErr w:type="spellEnd"/>
+            <w:r>
+              <w:rPr>
+                <w:rFonts w:asciiTheme="majorHAnsi" w:hAnsiTheme="majorHAnsi" w:cstheme="majorHAnsi"/>
+                <w:lang w:val="en-SG"/>
+              </w:rPr>
+              <w:t xml:space="preserve"> des faits, </w:t>
+            </w:r>
+            <w:proofErr w:type="spellStart"/>
+            <w:r>
+              <w:rPr>
+                <w:rFonts w:asciiTheme="majorHAnsi" w:hAnsiTheme="majorHAnsi" w:cstheme="majorHAnsi"/>
+                <w:lang w:val="en-SG"/>
+              </w:rPr>
+              <w:t>combinant</w:t>
+            </w:r>
+            <w:proofErr w:type="spellEnd"/>
+            <w:r>
+              <w:rPr>
+                <w:rFonts w:asciiTheme="majorHAnsi" w:hAnsiTheme="majorHAnsi" w:cstheme="majorHAnsi"/>
+                <w:lang w:val="en-SG"/>
+              </w:rPr>
+              <w:t xml:space="preserve"> recherche interne, </w:t>
+            </w:r>
+            <w:proofErr w:type="spellStart"/>
+            <w:r>
+              <w:rPr>
+                <w:rFonts w:asciiTheme="majorHAnsi" w:hAnsiTheme="majorHAnsi" w:cstheme="majorHAnsi"/>
+                <w:lang w:val="en-SG"/>
+              </w:rPr>
+              <w:t>vérification</w:t>
+            </w:r>
+            <w:proofErr w:type="spellEnd"/>
+            <w:r>
+              <w:rPr>
+                <w:rFonts w:asciiTheme="majorHAnsi" w:hAnsiTheme="majorHAnsi" w:cstheme="majorHAnsi"/>
+                <w:lang w:val="en-SG"/>
+              </w:rPr>
+              <w:t xml:space="preserve"> sur le Web et </w:t>
+            </w:r>
+            <w:proofErr w:type="spellStart"/>
+            <w:r>
+              <w:rPr>
+                <w:rFonts w:asciiTheme="majorHAnsi" w:hAnsiTheme="majorHAnsi" w:cstheme="majorHAnsi"/>
+                <w:lang w:val="en-SG"/>
+              </w:rPr>
+              <w:t>routage</w:t>
+            </w:r>
+            <w:proofErr w:type="spellEnd"/>
+            <w:r>
+              <w:rPr>
+                <w:rFonts w:asciiTheme="majorHAnsi" w:hAnsiTheme="majorHAnsi" w:cstheme="majorHAnsi"/>
+                <w:lang w:val="en-SG"/>
+              </w:rPr>
+              <w:t xml:space="preserve"> des </w:t>
+            </w:r>
+            <w:proofErr w:type="spellStart"/>
+            <w:r>
+              <w:rPr>
+                <w:rFonts w:asciiTheme="majorHAnsi" w:hAnsiTheme="majorHAnsi" w:cstheme="majorHAnsi"/>
+                <w:lang w:val="en-SG"/>
+              </w:rPr>
+              <w:t>requêtes</w:t>
+            </w:r>
+            <w:proofErr w:type="spellEnd"/>
+            <w:r>
+              <w:rPr>
+                <w:rFonts w:asciiTheme="majorHAnsi" w:hAnsiTheme="majorHAnsi" w:cstheme="majorHAnsi"/>
+                <w:lang w:val="en-SG"/>
+              </w:rPr>
+              <w:t xml:space="preserve"> vers des LLM.</w:t>
             </w:r>
           </w:p>
           <w:p>
@@ -1457,12 +2206,213 @@
                 <w:lang w:val="en-SG"/>
               </w:rPr>
             </w:pPr>
-            <w:r>
-              <w:rPr>
-                <w:rFonts w:asciiTheme="majorHAnsi" w:hAnsiTheme="majorHAnsi" w:cstheme="majorHAnsi"/>
-                <w:lang w:val="en-SG"/>
-              </w:rPr>
-              <w:t>Développé une interface utilisateur avec Gradio, des endpoints FastAPI/MCP et une intégration avec un bot WhatsApp, ainsi qu’un système d’analyse de l’utilisation et des coûts.</w:t>
+            <w:proofErr w:type="spellStart"/>
+            <w:r>
+              <w:rPr>
+                <w:rFonts w:asciiTheme="majorHAnsi" w:hAnsiTheme="majorHAnsi" w:cstheme="majorHAnsi"/>
+                <w:lang w:val="en-SG"/>
+              </w:rPr>
+              <w:t>Développé</w:t>
+            </w:r>
+            <w:proofErr w:type="spellEnd"/>
+            <w:r>
+              <w:rPr>
+                <w:rFonts w:asciiTheme="majorHAnsi" w:hAnsiTheme="majorHAnsi" w:cstheme="majorHAnsi"/>
+                <w:lang w:val="en-SG"/>
+              </w:rPr>
+              <w:t xml:space="preserve"> </w:t>
+            </w:r>
+            <w:proofErr w:type="spellStart"/>
+            <w:r>
+              <w:rPr>
+                <w:rFonts w:asciiTheme="majorHAnsi" w:hAnsiTheme="majorHAnsi" w:cstheme="majorHAnsi"/>
+                <w:lang w:val="en-SG"/>
+              </w:rPr>
+              <w:t>une</w:t>
+            </w:r>
+            <w:proofErr w:type="spellEnd"/>
+            <w:r>
+              <w:rPr>
+                <w:rFonts w:asciiTheme="majorHAnsi" w:hAnsiTheme="majorHAnsi" w:cstheme="majorHAnsi"/>
+                <w:lang w:val="en-SG"/>
+              </w:rPr>
+              <w:t xml:space="preserve"> interface </w:t>
+            </w:r>
+            <w:proofErr w:type="spellStart"/>
+            <w:r>
+              <w:rPr>
+                <w:rFonts w:asciiTheme="majorHAnsi" w:hAnsiTheme="majorHAnsi" w:cstheme="majorHAnsi"/>
+                <w:lang w:val="en-SG"/>
+              </w:rPr>
+              <w:t>utilisateur</w:t>
+            </w:r>
+            <w:proofErr w:type="spellEnd"/>
+            <w:r>
+              <w:rPr>
+                <w:rFonts w:asciiTheme="majorHAnsi" w:hAnsiTheme="majorHAnsi" w:cstheme="majorHAnsi"/>
+                <w:lang w:val="en-SG"/>
+              </w:rPr>
+              <w:t xml:space="preserve"> avec </w:t>
+            </w:r>
+            <w:proofErr w:type="spellStart"/>
+            <w:r>
+              <w:rPr>
+                <w:rFonts w:asciiTheme="majorHAnsi" w:hAnsiTheme="majorHAnsi" w:cstheme="majorHAnsi"/>
+                <w:lang w:val="en-SG"/>
+              </w:rPr>
+              <w:t>Gradio</w:t>
+            </w:r>
+            <w:proofErr w:type="spellEnd"/>
+            <w:r>
+              <w:rPr>
+                <w:rFonts w:asciiTheme="majorHAnsi" w:hAnsiTheme="majorHAnsi" w:cstheme="majorHAnsi"/>
+                <w:lang w:val="en-SG"/>
+              </w:rPr>
+              <w:t xml:space="preserve">, des endpoints </w:t>
+            </w:r>
+            <w:proofErr w:type="spellStart"/>
+            <w:r>
+              <w:rPr>
+                <w:rFonts w:asciiTheme="majorHAnsi" w:hAnsiTheme="majorHAnsi" w:cstheme="majorHAnsi"/>
+                <w:lang w:val="en-SG"/>
+              </w:rPr>
+              <w:t>FastAPI</w:t>
+            </w:r>
+            <w:proofErr w:type="spellEnd"/>
+            <w:r>
+              <w:rPr>
+                <w:rFonts w:asciiTheme="majorHAnsi" w:hAnsiTheme="majorHAnsi" w:cstheme="majorHAnsi"/>
+                <w:lang w:val="en-SG"/>
+              </w:rPr>
+              <w:t xml:space="preserve">/MCP et </w:t>
+            </w:r>
+            <w:proofErr w:type="spellStart"/>
+            <w:r>
+              <w:rPr>
+                <w:rFonts w:asciiTheme="majorHAnsi" w:hAnsiTheme="majorHAnsi" w:cstheme="majorHAnsi"/>
+                <w:lang w:val="en-SG"/>
+              </w:rPr>
+              <w:t>une</w:t>
+            </w:r>
+            <w:proofErr w:type="spellEnd"/>
+            <w:r>
+              <w:rPr>
+                <w:rFonts w:asciiTheme="majorHAnsi" w:hAnsiTheme="majorHAnsi" w:cstheme="majorHAnsi"/>
+                <w:lang w:val="en-SG"/>
+              </w:rPr>
+              <w:t xml:space="preserve"> </w:t>
+            </w:r>
+            <w:proofErr w:type="spellStart"/>
+            <w:r>
+              <w:rPr>
+                <w:rFonts w:asciiTheme="majorHAnsi" w:hAnsiTheme="majorHAnsi" w:cstheme="majorHAnsi"/>
+                <w:lang w:val="en-SG"/>
+              </w:rPr>
+              <w:t>intégration</w:t>
+            </w:r>
+            <w:proofErr w:type="spellEnd"/>
+            <w:r>
+              <w:rPr>
+                <w:rFonts w:asciiTheme="majorHAnsi" w:hAnsiTheme="majorHAnsi" w:cstheme="majorHAnsi"/>
+                <w:lang w:val="en-SG"/>
+              </w:rPr>
+              <w:t xml:space="preserve"> avec un bot WhatsApp, </w:t>
+            </w:r>
+            <w:proofErr w:type="spellStart"/>
+            <w:r>
+              <w:rPr>
+                <w:rFonts w:asciiTheme="majorHAnsi" w:hAnsiTheme="majorHAnsi" w:cstheme="majorHAnsi"/>
+                <w:lang w:val="en-SG"/>
+              </w:rPr>
+              <w:t>ainsi</w:t>
+            </w:r>
+            <w:proofErr w:type="spellEnd"/>
+            <w:r>
+              <w:rPr>
+                <w:rFonts w:asciiTheme="majorHAnsi" w:hAnsiTheme="majorHAnsi" w:cstheme="majorHAnsi"/>
+                <w:lang w:val="en-SG"/>
+              </w:rPr>
+              <w:t xml:space="preserve"> </w:t>
+            </w:r>
+            <w:proofErr w:type="spellStart"/>
+            <w:r>
+              <w:rPr>
+                <w:rFonts w:asciiTheme="majorHAnsi" w:hAnsiTheme="majorHAnsi" w:cstheme="majorHAnsi"/>
+                <w:lang w:val="en-SG"/>
+              </w:rPr>
+              <w:t>qu’un</w:t>
+            </w:r>
+            <w:proofErr w:type="spellEnd"/>
+            <w:r>
+              <w:rPr>
+                <w:rFonts w:asciiTheme="majorHAnsi" w:hAnsiTheme="majorHAnsi" w:cstheme="majorHAnsi"/>
+                <w:lang w:val="en-SG"/>
+              </w:rPr>
+              <w:t xml:space="preserve"> </w:t>
+            </w:r>
+            <w:proofErr w:type="spellStart"/>
+            <w:r>
+              <w:rPr>
+                <w:rFonts w:asciiTheme="majorHAnsi" w:hAnsiTheme="majorHAnsi" w:cstheme="majorHAnsi"/>
+                <w:lang w:val="en-SG"/>
+              </w:rPr>
+              <w:t>système</w:t>
+            </w:r>
+            <w:proofErr w:type="spellEnd"/>
+            <w:r>
+              <w:rPr>
+                <w:rFonts w:asciiTheme="majorHAnsi" w:hAnsiTheme="majorHAnsi" w:cstheme="majorHAnsi"/>
+                <w:lang w:val="en-SG"/>
+              </w:rPr>
+              <w:t xml:space="preserve"> </w:t>
+            </w:r>
+            <w:proofErr w:type="spellStart"/>
+            <w:r>
+              <w:rPr>
+                <w:rFonts w:asciiTheme="majorHAnsi" w:hAnsiTheme="majorHAnsi" w:cstheme="majorHAnsi"/>
+                <w:lang w:val="en-SG"/>
+              </w:rPr>
+              <w:t>d’analyse</w:t>
+            </w:r>
+            <w:proofErr w:type="spellEnd"/>
+            <w:r>
+              <w:rPr>
+                <w:rFonts w:asciiTheme="majorHAnsi" w:hAnsiTheme="majorHAnsi" w:cstheme="majorHAnsi"/>
+                <w:lang w:val="en-SG"/>
+              </w:rPr>
+              <w:t xml:space="preserve"> de </w:t>
+            </w:r>
+            <w:proofErr w:type="spellStart"/>
+            <w:r>
+              <w:rPr>
+                <w:rFonts w:asciiTheme="majorHAnsi" w:hAnsiTheme="majorHAnsi" w:cstheme="majorHAnsi"/>
+                <w:lang w:val="en-SG"/>
+              </w:rPr>
+              <w:t>l’utilisation</w:t>
+            </w:r>
+            <w:proofErr w:type="spellEnd"/>
+            <w:r>
+              <w:rPr>
+                <w:rFonts w:asciiTheme="majorHAnsi" w:hAnsiTheme="majorHAnsi" w:cstheme="majorHAnsi"/>
+                <w:lang w:val="en-SG"/>
+              </w:rPr>
+              <w:t xml:space="preserve"> et des </w:t>
+            </w:r>
+            <w:proofErr w:type="spellStart"/>
+            <w:r>
+              <w:rPr>
+                <w:rFonts w:asciiTheme="majorHAnsi" w:hAnsiTheme="majorHAnsi" w:cstheme="majorHAnsi"/>
+                <w:lang w:val="en-SG"/>
+              </w:rPr>
+              <w:t>coûts</w:t>
+            </w:r>
+            <w:proofErr w:type="spellEnd"/>
+            <w:r>
+              <w:rPr>
+                <w:rFonts w:asciiTheme="majorHAnsi" w:hAnsiTheme="majorHAnsi" w:cstheme="majorHAnsi"/>
+                <w:lang w:val="en-SG"/>
+              </w:rPr>
+              <w:t>.</w:t>
             </w:r>
           </w:p>
           <w:p>
@@ -1561,12 +2511,245 @@
                 <w:lang w:val="en-SG"/>
               </w:rPr>
             </w:pPr>
-            <w:r>
-              <w:rPr>
-                <w:rFonts w:asciiTheme="majorHAnsi" w:hAnsiTheme="majorHAnsi" w:cstheme="majorHAnsi"/>
-                <w:lang w:val="en-SG"/>
-              </w:rPr>
-              <w:t>Développé un pipeline de classification des chants d’oiseaux basé sur EfficientNet, le pseudo-étiquetage (pseudo-labeling) et l’augmentation de données audio, à partir du jeu de données BirdCLEF+ 2026 (compétition Kaggle), avec un focus sur le décalage de domaine (domain shift) et les environnements sonores bruités.</w:t>
+            <w:proofErr w:type="spellStart"/>
+            <w:r>
+              <w:rPr>
+                <w:rFonts w:asciiTheme="majorHAnsi" w:hAnsiTheme="majorHAnsi" w:cstheme="majorHAnsi"/>
+                <w:lang w:val="en-SG"/>
+              </w:rPr>
+              <w:t>Développé</w:t>
+            </w:r>
+            <w:proofErr w:type="spellEnd"/>
+            <w:r>
+              <w:rPr>
+                <w:rFonts w:asciiTheme="majorHAnsi" w:hAnsiTheme="majorHAnsi" w:cstheme="majorHAnsi"/>
+                <w:lang w:val="en-SG"/>
+              </w:rPr>
+              <w:t xml:space="preserve"> un pipeline de classification des chants </w:t>
+            </w:r>
+            <w:proofErr w:type="spellStart"/>
+            <w:r>
+              <w:rPr>
+                <w:rFonts w:asciiTheme="majorHAnsi" w:hAnsiTheme="majorHAnsi" w:cstheme="majorHAnsi"/>
+                <w:lang w:val="en-SG"/>
+              </w:rPr>
+              <w:t>d’oiseaux</w:t>
+            </w:r>
+            <w:proofErr w:type="spellEnd"/>
+            <w:r>
+              <w:rPr>
+                <w:rFonts w:asciiTheme="majorHAnsi" w:hAnsiTheme="majorHAnsi" w:cstheme="majorHAnsi"/>
+                <w:lang w:val="en-SG"/>
+              </w:rPr>
+              <w:t xml:space="preserve"> </w:t>
+            </w:r>
+            <w:proofErr w:type="spellStart"/>
+            <w:r>
+              <w:rPr>
+                <w:rFonts w:asciiTheme="majorHAnsi" w:hAnsiTheme="majorHAnsi" w:cstheme="majorHAnsi"/>
+                <w:lang w:val="en-SG"/>
+              </w:rPr>
+              <w:t>basé</w:t>
+            </w:r>
+            <w:proofErr w:type="spellEnd"/>
+            <w:r>
+              <w:rPr>
+                <w:rFonts w:asciiTheme="majorHAnsi" w:hAnsiTheme="majorHAnsi" w:cstheme="majorHAnsi"/>
+                <w:lang w:val="en-SG"/>
+              </w:rPr>
+              <w:t xml:space="preserve"> sur </w:t>
+            </w:r>
+            <w:proofErr w:type="spellStart"/>
+            <w:r>
+              <w:rPr>
+                <w:rFonts w:asciiTheme="majorHAnsi" w:hAnsiTheme="majorHAnsi" w:cstheme="majorHAnsi"/>
+                <w:lang w:val="en-SG"/>
+              </w:rPr>
+              <w:t>EfficientNet</w:t>
+            </w:r>
+            <w:proofErr w:type="spellEnd"/>
+            <w:r>
+              <w:rPr>
+                <w:rFonts w:asciiTheme="majorHAnsi" w:hAnsiTheme="majorHAnsi" w:cstheme="majorHAnsi"/>
+                <w:lang w:val="en-SG"/>
+              </w:rPr>
+              <w:t>, le pseudo-</w:t>
+            </w:r>
+            <w:proofErr w:type="spellStart"/>
+            <w:r>
+              <w:rPr>
+                <w:rFonts w:asciiTheme="majorHAnsi" w:hAnsiTheme="majorHAnsi" w:cstheme="majorHAnsi"/>
+                <w:lang w:val="en-SG"/>
+              </w:rPr>
+              <w:t>étiquetage</w:t>
+            </w:r>
+            <w:proofErr w:type="spellEnd"/>
+            <w:r>
+              <w:rPr>
+                <w:rFonts w:asciiTheme="majorHAnsi" w:hAnsiTheme="majorHAnsi" w:cstheme="majorHAnsi"/>
+                <w:lang w:val="en-SG"/>
+              </w:rPr>
+              <w:t xml:space="preserve"> (pseudo-</w:t>
+            </w:r>
+            <w:proofErr w:type="spellStart"/>
+            <w:r>
+              <w:rPr>
+                <w:rFonts w:asciiTheme="majorHAnsi" w:hAnsiTheme="majorHAnsi" w:cstheme="majorHAnsi"/>
+                <w:lang w:val="en-SG"/>
+              </w:rPr>
+              <w:t>labeling</w:t>
+            </w:r>
+            <w:proofErr w:type="spellEnd"/>
+            <w:r>
+              <w:rPr>
+                <w:rFonts w:asciiTheme="majorHAnsi" w:hAnsiTheme="majorHAnsi" w:cstheme="majorHAnsi"/>
+                <w:lang w:val="en-SG"/>
+              </w:rPr>
+              <w:t xml:space="preserve">) et </w:t>
+            </w:r>
+            <w:proofErr w:type="spellStart"/>
+            <w:r>
+              <w:rPr>
+                <w:rFonts w:asciiTheme="majorHAnsi" w:hAnsiTheme="majorHAnsi" w:cstheme="majorHAnsi"/>
+                <w:lang w:val="en-SG"/>
+              </w:rPr>
+              <w:t>l’augmentation</w:t>
+            </w:r>
+            <w:proofErr w:type="spellEnd"/>
+            <w:r>
+              <w:rPr>
+                <w:rFonts w:asciiTheme="majorHAnsi" w:hAnsiTheme="majorHAnsi" w:cstheme="majorHAnsi"/>
+                <w:lang w:val="en-SG"/>
+              </w:rPr>
+              <w:t xml:space="preserve"> de données audio, à </w:t>
+            </w:r>
+            <w:proofErr w:type="spellStart"/>
+            <w:r>
+              <w:rPr>
+                <w:rFonts w:asciiTheme="majorHAnsi" w:hAnsiTheme="majorHAnsi" w:cstheme="majorHAnsi"/>
+                <w:lang w:val="en-SG"/>
+              </w:rPr>
+              <w:t>partir</w:t>
+            </w:r>
+            <w:proofErr w:type="spellEnd"/>
+            <w:r>
+              <w:rPr>
+                <w:rFonts w:asciiTheme="majorHAnsi" w:hAnsiTheme="majorHAnsi" w:cstheme="majorHAnsi"/>
+                <w:lang w:val="en-SG"/>
+              </w:rPr>
+              <w:t xml:space="preserve"> du jeu de données </w:t>
+            </w:r>
+            <w:proofErr w:type="spellStart"/>
+            <w:r>
+              <w:rPr>
+                <w:rFonts w:asciiTheme="majorHAnsi" w:hAnsiTheme="majorHAnsi" w:cstheme="majorHAnsi"/>
+                <w:lang w:val="en-SG"/>
+              </w:rPr>
+              <w:t>BirdCLEF</w:t>
+            </w:r>
+            <w:proofErr w:type="spellEnd"/>
+            <w:r>
+              <w:rPr>
+                <w:rFonts w:asciiTheme="majorHAnsi" w:hAnsiTheme="majorHAnsi" w:cstheme="majorHAnsi"/>
+                <w:lang w:val="en-SG"/>
+              </w:rPr>
+              <w:t>+ 2026 (</w:t>
+            </w:r>
+            <w:proofErr w:type="spellStart"/>
+            <w:r>
+              <w:rPr>
+                <w:rFonts w:asciiTheme="majorHAnsi" w:hAnsiTheme="majorHAnsi" w:cstheme="majorHAnsi"/>
+                <w:lang w:val="en-SG"/>
+              </w:rPr>
+              <w:t>compétition</w:t>
+            </w:r>
+            <w:proofErr w:type="spellEnd"/>
+            <w:r>
+              <w:rPr>
+                <w:rFonts w:asciiTheme="majorHAnsi" w:hAnsiTheme="majorHAnsi" w:cstheme="majorHAnsi"/>
+                <w:lang w:val="en-SG"/>
+              </w:rPr>
+              <w:t xml:space="preserve"> Kaggle), avec un focus sur le </w:t>
+            </w:r>
+            <w:proofErr w:type="spellStart"/>
+            <w:r>
+              <w:rPr>
+                <w:rFonts w:asciiTheme="majorHAnsi" w:hAnsiTheme="majorHAnsi" w:cstheme="majorHAnsi"/>
+                <w:lang w:val="en-SG"/>
+              </w:rPr>
+              <w:t>décalage</w:t>
+            </w:r>
+            <w:proofErr w:type="spellEnd"/>
+            <w:r>
+              <w:rPr>
+                <w:rFonts w:asciiTheme="majorHAnsi" w:hAnsiTheme="majorHAnsi" w:cstheme="majorHAnsi"/>
+                <w:lang w:val="en-SG"/>
+              </w:rPr>
+              <w:t xml:space="preserve"> de </w:t>
+            </w:r>
+            <w:proofErr w:type="spellStart"/>
+            <w:r>
+              <w:rPr>
+                <w:rFonts w:asciiTheme="majorHAnsi" w:hAnsiTheme="majorHAnsi" w:cstheme="majorHAnsi"/>
+                <w:lang w:val="en-SG"/>
+              </w:rPr>
+              <w:t>domaine</w:t>
+            </w:r>
+            <w:proofErr w:type="spellEnd"/>
+            <w:r>
+              <w:rPr>
+                <w:rFonts w:asciiTheme="majorHAnsi" w:hAnsiTheme="majorHAnsi" w:cstheme="majorHAnsi"/>
+                <w:lang w:val="en-SG"/>
+              </w:rPr>
+              <w:t xml:space="preserve"> (domain shift) et les </w:t>
+            </w:r>
+            <w:proofErr w:type="spellStart"/>
+            <w:r>
+              <w:rPr>
+                <w:rFonts w:asciiTheme="majorHAnsi" w:hAnsiTheme="majorHAnsi" w:cstheme="majorHAnsi"/>
+                <w:lang w:val="en-SG"/>
+              </w:rPr>
+              <w:t>environnements</w:t>
+            </w:r>
+            <w:proofErr w:type="spellEnd"/>
+            <w:r>
+              <w:rPr>
+                <w:rFonts w:asciiTheme="majorHAnsi" w:hAnsiTheme="majorHAnsi" w:cstheme="majorHAnsi"/>
+                <w:lang w:val="en-SG"/>
+              </w:rPr>
+              <w:t xml:space="preserve"> </w:t>
+            </w:r>
+            <w:proofErr w:type="spellStart"/>
+            <w:r>
+              <w:rPr>
+                <w:rFonts w:asciiTheme="majorHAnsi" w:hAnsiTheme="majorHAnsi" w:cstheme="majorHAnsi"/>
+                <w:lang w:val="en-SG"/>
+              </w:rPr>
+              <w:t>sonores</w:t>
+            </w:r>
+            <w:proofErr w:type="spellEnd"/>
+            <w:r>
+              <w:rPr>
+                <w:rFonts w:asciiTheme="majorHAnsi" w:hAnsiTheme="majorHAnsi" w:cstheme="majorHAnsi"/>
+                <w:lang w:val="en-SG"/>
+              </w:rPr>
+              <w:t xml:space="preserve"> </w:t>
+            </w:r>
+            <w:proofErr w:type="spellStart"/>
+            <w:r>
+              <w:rPr>
+                <w:rFonts w:asciiTheme="majorHAnsi" w:hAnsiTheme="majorHAnsi" w:cstheme="majorHAnsi"/>
+                <w:lang w:val="en-SG"/>
+              </w:rPr>
+              <w:t>bruités</w:t>
+            </w:r>
+            <w:proofErr w:type="spellEnd"/>
+            <w:r>
+              <w:rPr>
+                <w:rFonts w:asciiTheme="majorHAnsi" w:hAnsiTheme="majorHAnsi" w:cstheme="majorHAnsi"/>
+                <w:lang w:val="en-SG"/>
+              </w:rPr>
+              <w:t>.</w:t>
             </w:r>
           </w:p>
           <w:p>
@@ -1585,13 +2768,223 @@
                 <w:lang w:val="en-SG"/>
               </w:rPr>
             </w:pPr>
-            <w:r>
-              <w:rPr>
-                <w:rFonts w:asciiTheme="majorHAnsi" w:hAnsiTheme="majorHAnsi" w:cstheme="majorHAnsi"/>
-                <w:lang w:val="en-SG"/>
-              </w:rPr>
-              <w:t>Développé NaturePulse, une plateforme de suivi de la biodiversité combinant l’identification des espèces assistée par IA, la validation communautaire, un chatbot IA et des données de biodiversité adaptées à un usage scientifique</w:t>
-            </w:r>
+            <w:proofErr w:type="spellStart"/>
+            <w:r>
+              <w:rPr>
+                <w:rFonts w:asciiTheme="majorHAnsi" w:hAnsiTheme="majorHAnsi" w:cstheme="majorHAnsi"/>
+                <w:lang w:val="en-SG"/>
+              </w:rPr>
+              <w:t>Développé</w:t>
+            </w:r>
+            <w:proofErr w:type="spellEnd"/>
+            <w:r>
+              <w:rPr>
+                <w:rFonts w:asciiTheme="majorHAnsi" w:hAnsiTheme="majorHAnsi" w:cstheme="majorHAnsi"/>
+                <w:lang w:val="en-SG"/>
+              </w:rPr>
+              <w:t xml:space="preserve"> </w:t>
+            </w:r>
+            <w:proofErr w:type="spellStart"/>
+            <w:r>
+              <w:rPr>
+                <w:rFonts w:asciiTheme="majorHAnsi" w:hAnsiTheme="majorHAnsi" w:cstheme="majorHAnsi"/>
+                <w:lang w:val="en-SG"/>
+              </w:rPr>
+              <w:t>NaturePulse</w:t>
+            </w:r>
+            <w:proofErr w:type="spellEnd"/>
+            <w:r>
+              <w:rPr>
+                <w:rFonts w:asciiTheme="majorHAnsi" w:hAnsiTheme="majorHAnsi" w:cstheme="majorHAnsi"/>
+                <w:lang w:val="en-SG"/>
+              </w:rPr>
+              <w:t xml:space="preserve">, </w:t>
+            </w:r>
+            <w:proofErr w:type="spellStart"/>
+            <w:r>
+              <w:rPr>
+                <w:rFonts w:asciiTheme="majorHAnsi" w:hAnsiTheme="majorHAnsi" w:cstheme="majorHAnsi"/>
+                <w:lang w:val="en-SG"/>
+              </w:rPr>
+              <w:t>une</w:t>
+            </w:r>
+            <w:proofErr w:type="spellEnd"/>
+            <w:r>
+              <w:rPr>
+                <w:rFonts w:asciiTheme="majorHAnsi" w:hAnsiTheme="majorHAnsi" w:cstheme="majorHAnsi"/>
+                <w:lang w:val="en-SG"/>
+              </w:rPr>
+              <w:t xml:space="preserve"> </w:t>
+            </w:r>
+            <w:proofErr w:type="spellStart"/>
+            <w:r>
+              <w:rPr>
+                <w:rFonts w:asciiTheme="majorHAnsi" w:hAnsiTheme="majorHAnsi" w:cstheme="majorHAnsi"/>
+                <w:lang w:val="en-SG"/>
+              </w:rPr>
+              <w:t>plateforme</w:t>
+            </w:r>
+            <w:proofErr w:type="spellEnd"/>
+            <w:r>
+              <w:rPr>
+                <w:rFonts w:asciiTheme="majorHAnsi" w:hAnsiTheme="majorHAnsi" w:cstheme="majorHAnsi"/>
+                <w:lang w:val="en-SG"/>
+              </w:rPr>
+              <w:t xml:space="preserve"> de </w:t>
+            </w:r>
+            <w:proofErr w:type="spellStart"/>
+            <w:r>
+              <w:rPr>
+                <w:rFonts w:asciiTheme="majorHAnsi" w:hAnsiTheme="majorHAnsi" w:cstheme="majorHAnsi"/>
+                <w:lang w:val="en-SG"/>
+              </w:rPr>
+              <w:t>suivi</w:t>
+            </w:r>
+            <w:proofErr w:type="spellEnd"/>
+            <w:r>
+              <w:rPr>
+                <w:rFonts w:asciiTheme="majorHAnsi" w:hAnsiTheme="majorHAnsi" w:cstheme="majorHAnsi"/>
+                <w:lang w:val="en-SG"/>
+              </w:rPr>
+              <w:t xml:space="preserve"> de la </w:t>
+            </w:r>
+            <w:proofErr w:type="spellStart"/>
+            <w:r>
+              <w:rPr>
+                <w:rFonts w:asciiTheme="majorHAnsi" w:hAnsiTheme="majorHAnsi" w:cstheme="majorHAnsi"/>
+                <w:lang w:val="en-SG"/>
+              </w:rPr>
+              <w:t>biodiversité</w:t>
+            </w:r>
+            <w:proofErr w:type="spellEnd"/>
+            <w:r>
+              <w:rPr>
+                <w:rFonts w:asciiTheme="majorHAnsi" w:hAnsiTheme="majorHAnsi" w:cstheme="majorHAnsi"/>
+                <w:lang w:val="en-SG"/>
+              </w:rPr>
+              <w:t xml:space="preserve"> </w:t>
+            </w:r>
+            <w:proofErr w:type="spellStart"/>
+            <w:r>
+              <w:rPr>
+                <w:rFonts w:asciiTheme="majorHAnsi" w:hAnsiTheme="majorHAnsi" w:cstheme="majorHAnsi"/>
+                <w:lang w:val="en-SG"/>
+              </w:rPr>
+              <w:t>combinant</w:t>
+            </w:r>
+            <w:proofErr w:type="spellEnd"/>
+            <w:r>
+              <w:rPr>
+                <w:rFonts w:asciiTheme="majorHAnsi" w:hAnsiTheme="majorHAnsi" w:cstheme="majorHAnsi"/>
+                <w:lang w:val="en-SG"/>
+              </w:rPr>
+              <w:t xml:space="preserve"> </w:t>
+            </w:r>
+            <w:proofErr w:type="spellStart"/>
+            <w:r>
+              <w:rPr>
+                <w:rFonts w:asciiTheme="majorHAnsi" w:hAnsiTheme="majorHAnsi" w:cstheme="majorHAnsi"/>
+                <w:lang w:val="en-SG"/>
+              </w:rPr>
+              <w:t>l’identification</w:t>
+            </w:r>
+            <w:proofErr w:type="spellEnd"/>
+            <w:r>
+              <w:rPr>
+                <w:rFonts w:asciiTheme="majorHAnsi" w:hAnsiTheme="majorHAnsi" w:cstheme="majorHAnsi"/>
+                <w:lang w:val="en-SG"/>
+              </w:rPr>
+              <w:t xml:space="preserve"> des </w:t>
+            </w:r>
+            <w:proofErr w:type="spellStart"/>
+            <w:r>
+              <w:rPr>
+                <w:rFonts w:asciiTheme="majorHAnsi" w:hAnsiTheme="majorHAnsi" w:cstheme="majorHAnsi"/>
+                <w:lang w:val="en-SG"/>
+              </w:rPr>
+              <w:t>espèces</w:t>
+            </w:r>
+            <w:proofErr w:type="spellEnd"/>
+            <w:r>
+              <w:rPr>
+                <w:rFonts w:asciiTheme="majorHAnsi" w:hAnsiTheme="majorHAnsi" w:cstheme="majorHAnsi"/>
+                <w:lang w:val="en-SG"/>
+              </w:rPr>
+              <w:t xml:space="preserve"> </w:t>
+            </w:r>
+            <w:proofErr w:type="spellStart"/>
+            <w:r>
+              <w:rPr>
+                <w:rFonts w:asciiTheme="majorHAnsi" w:hAnsiTheme="majorHAnsi" w:cstheme="majorHAnsi"/>
+                <w:lang w:val="en-SG"/>
+              </w:rPr>
+              <w:t>assistée</w:t>
+            </w:r>
+            <w:proofErr w:type="spellEnd"/>
+            <w:r>
+              <w:rPr>
+                <w:rFonts w:asciiTheme="majorHAnsi" w:hAnsiTheme="majorHAnsi" w:cstheme="majorHAnsi"/>
+                <w:lang w:val="en-SG"/>
+              </w:rPr>
+              <w:t xml:space="preserve"> par IA, la validation </w:t>
+            </w:r>
+            <w:proofErr w:type="spellStart"/>
+            <w:r>
+              <w:rPr>
+                <w:rFonts w:asciiTheme="majorHAnsi" w:hAnsiTheme="majorHAnsi" w:cstheme="majorHAnsi"/>
+                <w:lang w:val="en-SG"/>
+              </w:rPr>
+              <w:t>communautaire</w:t>
+            </w:r>
+            <w:proofErr w:type="spellEnd"/>
+            <w:r>
+              <w:rPr>
+                <w:rFonts w:asciiTheme="majorHAnsi" w:hAnsiTheme="majorHAnsi" w:cstheme="majorHAnsi"/>
+                <w:lang w:val="en-SG"/>
+              </w:rPr>
+              <w:t xml:space="preserve">, un chatbot IA et des données de </w:t>
+            </w:r>
+            <w:proofErr w:type="spellStart"/>
+            <w:r>
+              <w:rPr>
+                <w:rFonts w:asciiTheme="majorHAnsi" w:hAnsiTheme="majorHAnsi" w:cstheme="majorHAnsi"/>
+                <w:lang w:val="en-SG"/>
+              </w:rPr>
+              <w:t>biodiversité</w:t>
+            </w:r>
+            <w:proofErr w:type="spellEnd"/>
+            <w:r>
+              <w:rPr>
+                <w:rFonts w:asciiTheme="majorHAnsi" w:hAnsiTheme="majorHAnsi" w:cstheme="majorHAnsi"/>
+                <w:lang w:val="en-SG"/>
+              </w:rPr>
+              <w:t xml:space="preserve"> </w:t>
+            </w:r>
+            <w:proofErr w:type="spellStart"/>
+            <w:r>
+              <w:rPr>
+                <w:rFonts w:asciiTheme="majorHAnsi" w:hAnsiTheme="majorHAnsi" w:cstheme="majorHAnsi"/>
+                <w:lang w:val="en-SG"/>
+              </w:rPr>
+              <w:t>adaptées</w:t>
+            </w:r>
+            <w:proofErr w:type="spellEnd"/>
+            <w:r>
+              <w:rPr>
+                <w:rFonts w:asciiTheme="majorHAnsi" w:hAnsiTheme="majorHAnsi" w:cstheme="majorHAnsi"/>
+                <w:lang w:val="en-SG"/>
+              </w:rPr>
+              <w:t xml:space="preserve"> à un usage </w:t>
+            </w:r>
+            <w:proofErr w:type="spellStart"/>
+            <w:r>
+              <w:rPr>
+                <w:rFonts w:asciiTheme="majorHAnsi" w:hAnsiTheme="majorHAnsi" w:cstheme="majorHAnsi"/>
+                <w:lang w:val="en-SG"/>
+              </w:rPr>
+              <w:t>scientifique</w:t>
+            </w:r>
+            <w:proofErr w:type="spellEnd"/>
           </w:p>
           <w:p>
             <w:pPr>
@@ -1630,6 +3023,7 @@
               </w:rPr>
               <w:t xml:space="preserve"> (</w:t>
             </w:r>
+            <w:proofErr w:type="spellStart"/>
             <w:r>
               <w:rPr>
                 <w:rFonts w:asciiTheme="majorHAnsi" w:hAnsiTheme="majorHAnsi" w:cstheme="majorHAnsi"/>
@@ -1638,7 +3032,18 @@
                 <w:color w:val="365F91" w:themeColor="accent1" w:themeShade="BF"/>
                 <w:lang w:val="en-SG"/>
               </w:rPr>
-              <w:t>MLOps Platform</w:t>
+              <w:t>MLOps</w:t>
+            </w:r>
+            <w:proofErr w:type="spellEnd"/>
+            <w:r>
+              <w:rPr>
+                <w:rFonts w:asciiTheme="majorHAnsi" w:hAnsiTheme="majorHAnsi" w:cstheme="majorHAnsi"/>
+                <w:b/>
+                <w:bCs/>
+                <w:color w:val="365F91" w:themeColor="accent1" w:themeShade="BF"/>
+                <w:lang w:val="en-SG"/>
+              </w:rPr>
+              <w:t xml:space="preserve"> Platform</w:t>
             </w:r>
             <w:r>
               <w:rPr>
@@ -1707,12 +3112,181 @@
                 <w:lang w:val="en-SG"/>
               </w:rPr>
             </w:pPr>
-            <w:r>
-              <w:rPr>
-                <w:rFonts w:asciiTheme="majorHAnsi" w:hAnsiTheme="majorHAnsi" w:cstheme="majorHAnsi"/>
-                <w:lang w:val="en-SG"/>
-              </w:rPr>
-              <w:t>Conçu une application de machine learning de bout en bout, avec une interface Streamlit, un backend FastAPI et une base de données PostgreSQL, permettant des prédictions à la demande et planifiées.</w:t>
+            <w:proofErr w:type="spellStart"/>
+            <w:r>
+              <w:rPr>
+                <w:rFonts w:asciiTheme="majorHAnsi" w:hAnsiTheme="majorHAnsi" w:cstheme="majorHAnsi"/>
+                <w:lang w:val="en-SG"/>
+              </w:rPr>
+              <w:t>Conçu</w:t>
+            </w:r>
+            <w:proofErr w:type="spellEnd"/>
+            <w:r>
+              <w:rPr>
+                <w:rFonts w:asciiTheme="majorHAnsi" w:hAnsiTheme="majorHAnsi" w:cstheme="majorHAnsi"/>
+                <w:lang w:val="en-SG"/>
+              </w:rPr>
+              <w:t xml:space="preserve"> </w:t>
+            </w:r>
+            <w:proofErr w:type="spellStart"/>
+            <w:r>
+              <w:rPr>
+                <w:rFonts w:asciiTheme="majorHAnsi" w:hAnsiTheme="majorHAnsi" w:cstheme="majorHAnsi"/>
+                <w:lang w:val="en-SG"/>
+              </w:rPr>
+              <w:t>une</w:t>
+            </w:r>
+            <w:proofErr w:type="spellEnd"/>
+            <w:r>
+              <w:rPr>
+                <w:rFonts w:asciiTheme="majorHAnsi" w:hAnsiTheme="majorHAnsi" w:cstheme="majorHAnsi"/>
+                <w:lang w:val="en-SG"/>
+              </w:rPr>
+              <w:t xml:space="preserve"> application de machine learning de bout </w:t>
+            </w:r>
+            <w:proofErr w:type="spellStart"/>
+            <w:r>
+              <w:rPr>
+                <w:rFonts w:asciiTheme="majorHAnsi" w:hAnsiTheme="majorHAnsi" w:cstheme="majorHAnsi"/>
+                <w:lang w:val="en-SG"/>
+              </w:rPr>
+              <w:t>en</w:t>
+            </w:r>
+            <w:proofErr w:type="spellEnd"/>
+            <w:r>
+              <w:rPr>
+                <w:rFonts w:asciiTheme="majorHAnsi" w:hAnsiTheme="majorHAnsi" w:cstheme="majorHAnsi"/>
+                <w:lang w:val="en-SG"/>
+              </w:rPr>
+              <w:t xml:space="preserve"> bout, avec </w:t>
+            </w:r>
+            <w:proofErr w:type="spellStart"/>
+            <w:r>
+              <w:rPr>
+                <w:rFonts w:asciiTheme="majorHAnsi" w:hAnsiTheme="majorHAnsi" w:cstheme="majorHAnsi"/>
+                <w:lang w:val="en-SG"/>
+              </w:rPr>
+              <w:t>une</w:t>
+            </w:r>
+            <w:proofErr w:type="spellEnd"/>
+            <w:r>
+              <w:rPr>
+                <w:rFonts w:asciiTheme="majorHAnsi" w:hAnsiTheme="majorHAnsi" w:cstheme="majorHAnsi"/>
+                <w:lang w:val="en-SG"/>
+              </w:rPr>
+              <w:t xml:space="preserve"> interface </w:t>
+            </w:r>
+            <w:proofErr w:type="spellStart"/>
+            <w:r>
+              <w:rPr>
+                <w:rFonts w:asciiTheme="majorHAnsi" w:hAnsiTheme="majorHAnsi" w:cstheme="majorHAnsi"/>
+                <w:lang w:val="en-SG"/>
+              </w:rPr>
+              <w:t>Streamlit</w:t>
+            </w:r>
+            <w:proofErr w:type="spellEnd"/>
+            <w:r>
+              <w:rPr>
+                <w:rFonts w:asciiTheme="majorHAnsi" w:hAnsiTheme="majorHAnsi" w:cstheme="majorHAnsi"/>
+                <w:lang w:val="en-SG"/>
+              </w:rPr>
+              <w:t xml:space="preserve">, un backend </w:t>
+            </w:r>
+            <w:proofErr w:type="spellStart"/>
+            <w:r>
+              <w:rPr>
+                <w:rFonts w:asciiTheme="majorHAnsi" w:hAnsiTheme="majorHAnsi" w:cstheme="majorHAnsi"/>
+                <w:lang w:val="en-SG"/>
+              </w:rPr>
+              <w:t>FastAPI</w:t>
+            </w:r>
+            <w:proofErr w:type="spellEnd"/>
+            <w:r>
+              <w:rPr>
+                <w:rFonts w:asciiTheme="majorHAnsi" w:hAnsiTheme="majorHAnsi" w:cstheme="majorHAnsi"/>
+                <w:lang w:val="en-SG"/>
+              </w:rPr>
+              <w:t xml:space="preserve"> et </w:t>
+            </w:r>
+            <w:proofErr w:type="spellStart"/>
+            <w:r>
+              <w:rPr>
+                <w:rFonts w:asciiTheme="majorHAnsi" w:hAnsiTheme="majorHAnsi" w:cstheme="majorHAnsi"/>
+                <w:lang w:val="en-SG"/>
+              </w:rPr>
+              <w:t>une</w:t>
+            </w:r>
+            <w:proofErr w:type="spellEnd"/>
+            <w:r>
+              <w:rPr>
+                <w:rFonts w:asciiTheme="majorHAnsi" w:hAnsiTheme="majorHAnsi" w:cstheme="majorHAnsi"/>
+                <w:lang w:val="en-SG"/>
+              </w:rPr>
+              <w:t xml:space="preserve"> base de données PostgreSQL, </w:t>
+            </w:r>
+            <w:proofErr w:type="spellStart"/>
+            <w:r>
+              <w:rPr>
+                <w:rFonts w:asciiTheme="majorHAnsi" w:hAnsiTheme="majorHAnsi" w:cstheme="majorHAnsi"/>
+                <w:lang w:val="en-SG"/>
+              </w:rPr>
+              <w:t>permettant</w:t>
+            </w:r>
+            <w:proofErr w:type="spellEnd"/>
+            <w:r>
+              <w:rPr>
+                <w:rFonts w:asciiTheme="majorHAnsi" w:hAnsiTheme="majorHAnsi" w:cstheme="majorHAnsi"/>
+                <w:lang w:val="en-SG"/>
+              </w:rPr>
+              <w:t xml:space="preserve"> des </w:t>
+            </w:r>
+            <w:proofErr w:type="spellStart"/>
+            <w:r>
+              <w:rPr>
+                <w:rFonts w:asciiTheme="majorHAnsi" w:hAnsiTheme="majorHAnsi" w:cstheme="majorHAnsi"/>
+                <w:lang w:val="en-SG"/>
+              </w:rPr>
+              <w:t>prédictions</w:t>
+            </w:r>
+            <w:proofErr w:type="spellEnd"/>
+            <w:r>
+              <w:rPr>
+                <w:rFonts w:asciiTheme="majorHAnsi" w:hAnsiTheme="majorHAnsi" w:cstheme="majorHAnsi"/>
+                <w:lang w:val="en-SG"/>
+              </w:rPr>
+              <w:t xml:space="preserve"> à la </w:t>
+            </w:r>
+            <w:proofErr w:type="spellStart"/>
+            <w:r>
+              <w:rPr>
+                <w:rFonts w:asciiTheme="majorHAnsi" w:hAnsiTheme="majorHAnsi" w:cstheme="majorHAnsi"/>
+                <w:lang w:val="en-SG"/>
+              </w:rPr>
+              <w:t>demande</w:t>
+            </w:r>
+            <w:proofErr w:type="spellEnd"/>
+            <w:r>
+              <w:rPr>
+                <w:rFonts w:asciiTheme="majorHAnsi" w:hAnsiTheme="majorHAnsi" w:cstheme="majorHAnsi"/>
+                <w:lang w:val="en-SG"/>
+              </w:rPr>
+              <w:t xml:space="preserve"> et </w:t>
+            </w:r>
+            <w:proofErr w:type="spellStart"/>
+            <w:r>
+              <w:rPr>
+                <w:rFonts w:asciiTheme="majorHAnsi" w:hAnsiTheme="majorHAnsi" w:cstheme="majorHAnsi"/>
+                <w:lang w:val="en-SG"/>
+              </w:rPr>
+              <w:t>planifiées</w:t>
+            </w:r>
+            <w:proofErr w:type="spellEnd"/>
+            <w:r>
+              <w:rPr>
+                <w:rFonts w:asciiTheme="majorHAnsi" w:hAnsiTheme="majorHAnsi" w:cstheme="majorHAnsi"/>
+                <w:lang w:val="en-SG"/>
+              </w:rPr>
+              <w:t>.</w:t>
             </w:r>
           </w:p>
           <w:p>
@@ -1731,12 +3305,197 @@
                 <w:lang w:val="en-SG"/>
               </w:rPr>
             </w:pPr>
-            <w:r>
-              <w:rPr>
-                <w:rFonts w:asciiTheme="majorHAnsi" w:hAnsiTheme="majorHAnsi" w:cstheme="majorHAnsi"/>
-                <w:lang w:val="en-SG"/>
-              </w:rPr>
-              <w:t>Orchestré l’ingestion automatisée des données, leur validation de qualité avec Great Expectations et l’exécution des prédictions planifiées avec Apache Airflow, avec remontée des problèmes de qualité des données via des alertes Microsoft Teams.</w:t>
+            <w:proofErr w:type="spellStart"/>
+            <w:r>
+              <w:rPr>
+                <w:rFonts w:asciiTheme="majorHAnsi" w:hAnsiTheme="majorHAnsi" w:cstheme="majorHAnsi"/>
+                <w:lang w:val="en-SG"/>
+              </w:rPr>
+              <w:t>Orchestré</w:t>
+            </w:r>
+            <w:proofErr w:type="spellEnd"/>
+            <w:r>
+              <w:rPr>
+                <w:rFonts w:asciiTheme="majorHAnsi" w:hAnsiTheme="majorHAnsi" w:cstheme="majorHAnsi"/>
+                <w:lang w:val="en-SG"/>
+              </w:rPr>
+              <w:t xml:space="preserve"> </w:t>
+            </w:r>
+            <w:proofErr w:type="spellStart"/>
+            <w:r>
+              <w:rPr>
+                <w:rFonts w:asciiTheme="majorHAnsi" w:hAnsiTheme="majorHAnsi" w:cstheme="majorHAnsi"/>
+                <w:lang w:val="en-SG"/>
+              </w:rPr>
+              <w:t>l’ingestion</w:t>
+            </w:r>
+            <w:proofErr w:type="spellEnd"/>
+            <w:r>
+              <w:rPr>
+                <w:rFonts w:asciiTheme="majorHAnsi" w:hAnsiTheme="majorHAnsi" w:cstheme="majorHAnsi"/>
+                <w:lang w:val="en-SG"/>
+              </w:rPr>
+              <w:t xml:space="preserve"> </w:t>
+            </w:r>
+            <w:proofErr w:type="spellStart"/>
+            <w:r>
+              <w:rPr>
+                <w:rFonts w:asciiTheme="majorHAnsi" w:hAnsiTheme="majorHAnsi" w:cstheme="majorHAnsi"/>
+                <w:lang w:val="en-SG"/>
+              </w:rPr>
+              <w:t>automatisée</w:t>
+            </w:r>
+            <w:proofErr w:type="spellEnd"/>
+            <w:r>
+              <w:rPr>
+                <w:rFonts w:asciiTheme="majorHAnsi" w:hAnsiTheme="majorHAnsi" w:cstheme="majorHAnsi"/>
+                <w:lang w:val="en-SG"/>
+              </w:rPr>
+              <w:t xml:space="preserve"> des données, </w:t>
+            </w:r>
+            <w:proofErr w:type="spellStart"/>
+            <w:r>
+              <w:rPr>
+                <w:rFonts w:asciiTheme="majorHAnsi" w:hAnsiTheme="majorHAnsi" w:cstheme="majorHAnsi"/>
+                <w:lang w:val="en-SG"/>
+              </w:rPr>
+              <w:t>leur</w:t>
+            </w:r>
+            <w:proofErr w:type="spellEnd"/>
+            <w:r>
+              <w:rPr>
+                <w:rFonts w:asciiTheme="majorHAnsi" w:hAnsiTheme="majorHAnsi" w:cstheme="majorHAnsi"/>
+                <w:lang w:val="en-SG"/>
+              </w:rPr>
+              <w:t xml:space="preserve"> validation de </w:t>
+            </w:r>
+            <w:proofErr w:type="spellStart"/>
+            <w:r>
+              <w:rPr>
+                <w:rFonts w:asciiTheme="majorHAnsi" w:hAnsiTheme="majorHAnsi" w:cstheme="majorHAnsi"/>
+                <w:lang w:val="en-SG"/>
+              </w:rPr>
+              <w:t>qualité</w:t>
+            </w:r>
+            <w:proofErr w:type="spellEnd"/>
+            <w:r>
+              <w:rPr>
+                <w:rFonts w:asciiTheme="majorHAnsi" w:hAnsiTheme="majorHAnsi" w:cstheme="majorHAnsi"/>
+                <w:lang w:val="en-SG"/>
+              </w:rPr>
+              <w:t xml:space="preserve"> avec Great Expectations et </w:t>
+            </w:r>
+            <w:proofErr w:type="spellStart"/>
+            <w:r>
+              <w:rPr>
+                <w:rFonts w:asciiTheme="majorHAnsi" w:hAnsiTheme="majorHAnsi" w:cstheme="majorHAnsi"/>
+                <w:lang w:val="en-SG"/>
+              </w:rPr>
+              <w:t>l’exécution</w:t>
+            </w:r>
+            <w:proofErr w:type="spellEnd"/>
+            <w:r>
+              <w:rPr>
+                <w:rFonts w:asciiTheme="majorHAnsi" w:hAnsiTheme="majorHAnsi" w:cstheme="majorHAnsi"/>
+                <w:lang w:val="en-SG"/>
+              </w:rPr>
+              <w:t xml:space="preserve"> des </w:t>
+            </w:r>
+            <w:proofErr w:type="spellStart"/>
+            <w:r>
+              <w:rPr>
+                <w:rFonts w:asciiTheme="majorHAnsi" w:hAnsiTheme="majorHAnsi" w:cstheme="majorHAnsi"/>
+                <w:lang w:val="en-SG"/>
+              </w:rPr>
+              <w:t>prédictions</w:t>
+            </w:r>
+            <w:proofErr w:type="spellEnd"/>
+            <w:r>
+              <w:rPr>
+                <w:rFonts w:asciiTheme="majorHAnsi" w:hAnsiTheme="majorHAnsi" w:cstheme="majorHAnsi"/>
+                <w:lang w:val="en-SG"/>
+              </w:rPr>
+              <w:t xml:space="preserve"> </w:t>
+            </w:r>
+            <w:proofErr w:type="spellStart"/>
+            <w:r>
+              <w:rPr>
+                <w:rFonts w:asciiTheme="majorHAnsi" w:hAnsiTheme="majorHAnsi" w:cstheme="majorHAnsi"/>
+                <w:lang w:val="en-SG"/>
+              </w:rPr>
+              <w:t>planifiées</w:t>
+            </w:r>
+            <w:proofErr w:type="spellEnd"/>
+            <w:r>
+              <w:rPr>
+                <w:rFonts w:asciiTheme="majorHAnsi" w:hAnsiTheme="majorHAnsi" w:cstheme="majorHAnsi"/>
+                <w:lang w:val="en-SG"/>
+              </w:rPr>
+              <w:t xml:space="preserve"> avec Apache Airflow, avec </w:t>
+            </w:r>
+            <w:proofErr w:type="spellStart"/>
+            <w:r>
+              <w:rPr>
+                <w:rFonts w:asciiTheme="majorHAnsi" w:hAnsiTheme="majorHAnsi" w:cstheme="majorHAnsi"/>
+                <w:lang w:val="en-SG"/>
+              </w:rPr>
+              <w:t>remontée</w:t>
+            </w:r>
+            <w:proofErr w:type="spellEnd"/>
+            <w:r>
+              <w:rPr>
+                <w:rFonts w:asciiTheme="majorHAnsi" w:hAnsiTheme="majorHAnsi" w:cstheme="majorHAnsi"/>
+                <w:lang w:val="en-SG"/>
+              </w:rPr>
+              <w:t xml:space="preserve"> des </w:t>
+            </w:r>
+            <w:proofErr w:type="spellStart"/>
+            <w:r>
+              <w:rPr>
+                <w:rFonts w:asciiTheme="majorHAnsi" w:hAnsiTheme="majorHAnsi" w:cstheme="majorHAnsi"/>
+                <w:lang w:val="en-SG"/>
+              </w:rPr>
+              <w:t>problèmes</w:t>
+            </w:r>
+            <w:proofErr w:type="spellEnd"/>
+            <w:r>
+              <w:rPr>
+                <w:rFonts w:asciiTheme="majorHAnsi" w:hAnsiTheme="majorHAnsi" w:cstheme="majorHAnsi"/>
+                <w:lang w:val="en-SG"/>
+              </w:rPr>
+              <w:t xml:space="preserve"> de </w:t>
+            </w:r>
+            <w:proofErr w:type="spellStart"/>
+            <w:r>
+              <w:rPr>
+                <w:rFonts w:asciiTheme="majorHAnsi" w:hAnsiTheme="majorHAnsi" w:cstheme="majorHAnsi"/>
+                <w:lang w:val="en-SG"/>
+              </w:rPr>
+              <w:t>qualité</w:t>
+            </w:r>
+            <w:proofErr w:type="spellEnd"/>
+            <w:r>
+              <w:rPr>
+                <w:rFonts w:asciiTheme="majorHAnsi" w:hAnsiTheme="majorHAnsi" w:cstheme="majorHAnsi"/>
+                <w:lang w:val="en-SG"/>
+              </w:rPr>
+              <w:t xml:space="preserve"> des données via des </w:t>
+            </w:r>
+            <w:proofErr w:type="spellStart"/>
+            <w:r>
+              <w:rPr>
+                <w:rFonts w:asciiTheme="majorHAnsi" w:hAnsiTheme="majorHAnsi" w:cstheme="majorHAnsi"/>
+                <w:lang w:val="en-SG"/>
+              </w:rPr>
+              <w:t>alertes</w:t>
+            </w:r>
+            <w:proofErr w:type="spellEnd"/>
+            <w:r>
+              <w:rPr>
+                <w:rFonts w:asciiTheme="majorHAnsi" w:hAnsiTheme="majorHAnsi" w:cstheme="majorHAnsi"/>
+                <w:lang w:val="en-SG"/>
+              </w:rPr>
+              <w:t xml:space="preserve"> Microsoft Teams.</w:t>
             </w:r>
           </w:p>
           <w:p>
@@ -1755,26 +3514,147 @@
                 <w:lang w:val="en-SG"/>
               </w:rPr>
             </w:pPr>
-            <w:r>
-              <w:rPr>
-                <w:rFonts w:asciiTheme="majorHAnsi" w:hAnsiTheme="majorHAnsi" w:cstheme="majorHAnsi"/>
-                <w:lang w:val="en-SG"/>
-              </w:rPr>
-              <w:t>Géré l’entraînement, le versionnement et le réentraînement des modèles avec MLflow, avec</w:t>
-            </w:r>
-            <w:r>
-              <w:rPr>
-                <w:rFonts w:asciiTheme="majorHAnsi" w:hAnsiTheme="majorHAnsi" w:cstheme="majorHAnsi"/>
-                <w:lang w:val="en-SG"/>
-              </w:rPr>
-              <w:t xml:space="preserve"> une </w:t>
-            </w:r>
-            <w:r>
-              <w:rPr>
-                <w:rFonts w:asciiTheme="majorHAnsi" w:hAnsiTheme="majorHAnsi" w:cstheme="majorHAnsi"/>
-                <w:lang w:val="en-SG"/>
-              </w:rPr>
-              <w:t>supervision via Grafana du data drift et des performances des modèles.</w:t>
+            <w:proofErr w:type="spellStart"/>
+            <w:r>
+              <w:rPr>
+                <w:rFonts w:asciiTheme="majorHAnsi" w:hAnsiTheme="majorHAnsi" w:cstheme="majorHAnsi"/>
+                <w:lang w:val="en-SG"/>
+              </w:rPr>
+              <w:t>Géré</w:t>
+            </w:r>
+            <w:proofErr w:type="spellEnd"/>
+            <w:r>
+              <w:rPr>
+                <w:rFonts w:asciiTheme="majorHAnsi" w:hAnsiTheme="majorHAnsi" w:cstheme="majorHAnsi"/>
+                <w:lang w:val="en-SG"/>
+              </w:rPr>
+              <w:t xml:space="preserve"> </w:t>
+            </w:r>
+            <w:proofErr w:type="spellStart"/>
+            <w:r>
+              <w:rPr>
+                <w:rFonts w:asciiTheme="majorHAnsi" w:hAnsiTheme="majorHAnsi" w:cstheme="majorHAnsi"/>
+                <w:lang w:val="en-SG"/>
+              </w:rPr>
+              <w:t>l’entraînement</w:t>
+            </w:r>
+            <w:proofErr w:type="spellEnd"/>
+            <w:r>
+              <w:rPr>
+                <w:rFonts w:asciiTheme="majorHAnsi" w:hAnsiTheme="majorHAnsi" w:cstheme="majorHAnsi"/>
+                <w:lang w:val="en-SG"/>
+              </w:rPr>
+              <w:t xml:space="preserve">, le </w:t>
+            </w:r>
+            <w:proofErr w:type="spellStart"/>
+            <w:r>
+              <w:rPr>
+                <w:rFonts w:asciiTheme="majorHAnsi" w:hAnsiTheme="majorHAnsi" w:cstheme="majorHAnsi"/>
+                <w:lang w:val="en-SG"/>
+              </w:rPr>
+              <w:t>versionnement</w:t>
+            </w:r>
+            <w:proofErr w:type="spellEnd"/>
+            <w:r>
+              <w:rPr>
+                <w:rFonts w:asciiTheme="majorHAnsi" w:hAnsiTheme="majorHAnsi" w:cstheme="majorHAnsi"/>
+                <w:lang w:val="en-SG"/>
+              </w:rPr>
+              <w:t xml:space="preserve"> et le </w:t>
+            </w:r>
+            <w:proofErr w:type="spellStart"/>
+            <w:r>
+              <w:rPr>
+                <w:rFonts w:asciiTheme="majorHAnsi" w:hAnsiTheme="majorHAnsi" w:cstheme="majorHAnsi"/>
+                <w:lang w:val="en-SG"/>
+              </w:rPr>
+              <w:t>réentraînement</w:t>
+            </w:r>
+            <w:proofErr w:type="spellEnd"/>
+            <w:r>
+              <w:rPr>
+                <w:rFonts w:asciiTheme="majorHAnsi" w:hAnsiTheme="majorHAnsi" w:cstheme="majorHAnsi"/>
+                <w:lang w:val="en-SG"/>
+              </w:rPr>
+              <w:t xml:space="preserve"> des </w:t>
+            </w:r>
+            <w:proofErr w:type="spellStart"/>
+            <w:r>
+              <w:rPr>
+                <w:rFonts w:asciiTheme="majorHAnsi" w:hAnsiTheme="majorHAnsi" w:cstheme="majorHAnsi"/>
+                <w:lang w:val="en-SG"/>
+              </w:rPr>
+              <w:t>modèles</w:t>
+            </w:r>
+            <w:proofErr w:type="spellEnd"/>
+            <w:r>
+              <w:rPr>
+                <w:rFonts w:asciiTheme="majorHAnsi" w:hAnsiTheme="majorHAnsi" w:cstheme="majorHAnsi"/>
+                <w:lang w:val="en-SG"/>
+              </w:rPr>
+              <w:t xml:space="preserve"> avec </w:t>
+            </w:r>
+            <w:proofErr w:type="spellStart"/>
+            <w:r>
+              <w:rPr>
+                <w:rFonts w:asciiTheme="majorHAnsi" w:hAnsiTheme="majorHAnsi" w:cstheme="majorHAnsi"/>
+                <w:lang w:val="en-SG"/>
+              </w:rPr>
+              <w:t>MLflow</w:t>
+            </w:r>
+            <w:proofErr w:type="spellEnd"/>
+            <w:r>
+              <w:rPr>
+                <w:rFonts w:asciiTheme="majorHAnsi" w:hAnsiTheme="majorHAnsi" w:cstheme="majorHAnsi"/>
+                <w:lang w:val="en-SG"/>
+              </w:rPr>
+              <w:t>, avec</w:t>
+            </w:r>
+            <w:r>
+              <w:rPr>
+                <w:rFonts w:asciiTheme="majorHAnsi" w:hAnsiTheme="majorHAnsi" w:cstheme="majorHAnsi"/>
+                <w:lang w:val="en-SG"/>
+              </w:rPr>
+              <w:t xml:space="preserve"> </w:t>
+            </w:r>
+            <w:proofErr w:type="spellStart"/>
+            <w:r>
+              <w:rPr>
+                <w:rFonts w:asciiTheme="majorHAnsi" w:hAnsiTheme="majorHAnsi" w:cstheme="majorHAnsi"/>
+                <w:lang w:val="en-SG"/>
+              </w:rPr>
+              <w:t>une</w:t>
+            </w:r>
+            <w:proofErr w:type="spellEnd"/>
+            <w:r>
+              <w:rPr>
+                <w:rFonts w:asciiTheme="majorHAnsi" w:hAnsiTheme="majorHAnsi" w:cstheme="majorHAnsi"/>
+                <w:lang w:val="en-SG"/>
+              </w:rPr>
+              <w:t xml:space="preserve"> </w:t>
+            </w:r>
+            <w:r>
+              <w:rPr>
+                <w:rFonts w:asciiTheme="majorHAnsi" w:hAnsiTheme="majorHAnsi" w:cstheme="majorHAnsi"/>
+                <w:lang w:val="en-SG"/>
+              </w:rPr>
+              <w:t xml:space="preserve">supervision via Grafana du data drift et des performances des </w:t>
+            </w:r>
+            <w:proofErr w:type="spellStart"/>
+            <w:r>
+              <w:rPr>
+                <w:rFonts w:asciiTheme="majorHAnsi" w:hAnsiTheme="majorHAnsi" w:cstheme="majorHAnsi"/>
+                <w:lang w:val="en-SG"/>
+              </w:rPr>
+              <w:t>modèles</w:t>
+            </w:r>
+            <w:proofErr w:type="spellEnd"/>
+            <w:r>
+              <w:rPr>
+                <w:rFonts w:asciiTheme="majorHAnsi" w:hAnsiTheme="majorHAnsi" w:cstheme="majorHAnsi"/>
+                <w:lang w:val="en-SG"/>
+              </w:rPr>
+              <w:t>.</w:t>
             </w:r>
           </w:p>
           <w:p>
@@ -1798,6 +3678,7 @@
                 <w:lang w:val="en-SG"/>
               </w:rPr>
             </w:pPr>
+            <w:proofErr w:type="spellStart"/>
             <w:r>
               <w:rPr>
                 <w:rFonts w:asciiTheme="majorHAnsi" w:hAnsiTheme="majorHAnsi" w:cstheme="majorHAnsi"/>
@@ -1805,7 +3686,17 @@
                 <w:bCs/>
                 <w:color w:val="365F91" w:themeColor="accent1" w:themeShade="BF"/>
               </w:rPr>
-              <w:t>Projets Cloud AWS</w:t>
+              <w:t>Projets</w:t>
+            </w:r>
+            <w:proofErr w:type="spellEnd"/>
+            <w:r>
+              <w:rPr>
+                <w:rFonts w:asciiTheme="majorHAnsi" w:hAnsiTheme="majorHAnsi" w:cstheme="majorHAnsi"/>
+                <w:b/>
+                <w:bCs/>
+                <w:color w:val="365F91" w:themeColor="accent1" w:themeShade="BF"/>
+              </w:rPr>
+              <w:t xml:space="preserve"> Cloud AWS</w:t>
             </w:r>
             <w:r>
               <w:rPr>
@@ -1857,13 +3748,23 @@
                 <w:lang w:val="en-SG"/>
               </w:rPr>
             </w:pPr>
+            <w:proofErr w:type="spellStart"/>
             <w:r>
               <w:rPr>
                 <w:rFonts w:asciiTheme="majorHAnsi" w:hAnsiTheme="majorHAnsi" w:cstheme="majorHAnsi"/>
                 <w:color w:val="365F91" w:themeColor="accent1" w:themeShade="BF"/>
                 <w:lang w:val="en-SG"/>
               </w:rPr>
-              <w:t xml:space="preserve">UrbanMove </w:t>
+              <w:t>UrbanMove</w:t>
+            </w:r>
+            <w:proofErr w:type="spellEnd"/>
+            <w:r>
+              <w:rPr>
+                <w:rFonts w:asciiTheme="majorHAnsi" w:hAnsiTheme="majorHAnsi" w:cstheme="majorHAnsi"/>
+                <w:color w:val="365F91" w:themeColor="accent1" w:themeShade="BF"/>
+                <w:lang w:val="en-SG"/>
+              </w:rPr>
+              <w:t xml:space="preserve"> </w:t>
             </w:r>
             <w:r>
               <w:rPr>
@@ -1896,12 +3797,149 @@
                 <w:lang w:val="en-SG"/>
               </w:rPr>
             </w:pPr>
-            <w:r>
-              <w:rPr>
-                <w:rFonts w:asciiTheme="majorHAnsi" w:hAnsiTheme="majorHAnsi" w:cstheme="majorHAnsi"/>
-                <w:lang w:val="en-SG"/>
-              </w:rPr>
-              <w:t>Conçu et déployé une plateforme cloud-native de mobilité intelligente basée sur AWS ECS Fargate, Docker, ECR, ALB, DynamoDB, Cognito et CloudWatch, avec GitLab CI/CD pour automatiser les déploiements.</w:t>
+            <w:proofErr w:type="spellStart"/>
+            <w:r>
+              <w:rPr>
+                <w:rFonts w:asciiTheme="majorHAnsi" w:hAnsiTheme="majorHAnsi" w:cstheme="majorHAnsi"/>
+                <w:lang w:val="en-SG"/>
+              </w:rPr>
+              <w:t>Conçu</w:t>
+            </w:r>
+            <w:proofErr w:type="spellEnd"/>
+            <w:r>
+              <w:rPr>
+                <w:rFonts w:asciiTheme="majorHAnsi" w:hAnsiTheme="majorHAnsi" w:cstheme="majorHAnsi"/>
+                <w:lang w:val="en-SG"/>
+              </w:rPr>
+              <w:t xml:space="preserve"> et </w:t>
+            </w:r>
+            <w:proofErr w:type="spellStart"/>
+            <w:r>
+              <w:rPr>
+                <w:rFonts w:asciiTheme="majorHAnsi" w:hAnsiTheme="majorHAnsi" w:cstheme="majorHAnsi"/>
+                <w:lang w:val="en-SG"/>
+              </w:rPr>
+              <w:t>déployé</w:t>
+            </w:r>
+            <w:proofErr w:type="spellEnd"/>
+            <w:r>
+              <w:rPr>
+                <w:rFonts w:asciiTheme="majorHAnsi" w:hAnsiTheme="majorHAnsi" w:cstheme="majorHAnsi"/>
+                <w:lang w:val="en-SG"/>
+              </w:rPr>
+              <w:t xml:space="preserve"> </w:t>
+            </w:r>
+            <w:proofErr w:type="spellStart"/>
+            <w:r>
+              <w:rPr>
+                <w:rFonts w:asciiTheme="majorHAnsi" w:hAnsiTheme="majorHAnsi" w:cstheme="majorHAnsi"/>
+                <w:lang w:val="en-SG"/>
+              </w:rPr>
+              <w:t>une</w:t>
+            </w:r>
+            <w:proofErr w:type="spellEnd"/>
+            <w:r>
+              <w:rPr>
+                <w:rFonts w:asciiTheme="majorHAnsi" w:hAnsiTheme="majorHAnsi" w:cstheme="majorHAnsi"/>
+                <w:lang w:val="en-SG"/>
+              </w:rPr>
+              <w:t xml:space="preserve"> </w:t>
+            </w:r>
+            <w:proofErr w:type="spellStart"/>
+            <w:r>
+              <w:rPr>
+                <w:rFonts w:asciiTheme="majorHAnsi" w:hAnsiTheme="majorHAnsi" w:cstheme="majorHAnsi"/>
+                <w:lang w:val="en-SG"/>
+              </w:rPr>
+              <w:t>plateforme</w:t>
+            </w:r>
+            <w:proofErr w:type="spellEnd"/>
+            <w:r>
+              <w:rPr>
+                <w:rFonts w:asciiTheme="majorHAnsi" w:hAnsiTheme="majorHAnsi" w:cstheme="majorHAnsi"/>
+                <w:lang w:val="en-SG"/>
+              </w:rPr>
+              <w:t xml:space="preserve"> cloud-native de </w:t>
+            </w:r>
+            <w:proofErr w:type="spellStart"/>
+            <w:r>
+              <w:rPr>
+                <w:rFonts w:asciiTheme="majorHAnsi" w:hAnsiTheme="majorHAnsi" w:cstheme="majorHAnsi"/>
+                <w:lang w:val="en-SG"/>
+              </w:rPr>
+              <w:t>mobilité</w:t>
+            </w:r>
+            <w:proofErr w:type="spellEnd"/>
+            <w:r>
+              <w:rPr>
+                <w:rFonts w:asciiTheme="majorHAnsi" w:hAnsiTheme="majorHAnsi" w:cstheme="majorHAnsi"/>
+                <w:lang w:val="en-SG"/>
+              </w:rPr>
+              <w:t xml:space="preserve"> </w:t>
+            </w:r>
+            <w:proofErr w:type="spellStart"/>
+            <w:r>
+              <w:rPr>
+                <w:rFonts w:asciiTheme="majorHAnsi" w:hAnsiTheme="majorHAnsi" w:cstheme="majorHAnsi"/>
+                <w:lang w:val="en-SG"/>
+              </w:rPr>
+              <w:t>intelligente</w:t>
+            </w:r>
+            <w:proofErr w:type="spellEnd"/>
+            <w:r>
+              <w:rPr>
+                <w:rFonts w:asciiTheme="majorHAnsi" w:hAnsiTheme="majorHAnsi" w:cstheme="majorHAnsi"/>
+                <w:lang w:val="en-SG"/>
+              </w:rPr>
+              <w:t xml:space="preserve"> </w:t>
+            </w:r>
+            <w:proofErr w:type="spellStart"/>
+            <w:r>
+              <w:rPr>
+                <w:rFonts w:asciiTheme="majorHAnsi" w:hAnsiTheme="majorHAnsi" w:cstheme="majorHAnsi"/>
+                <w:lang w:val="en-SG"/>
+              </w:rPr>
+              <w:t>basée</w:t>
+            </w:r>
+            <w:proofErr w:type="spellEnd"/>
+            <w:r>
+              <w:rPr>
+                <w:rFonts w:asciiTheme="majorHAnsi" w:hAnsiTheme="majorHAnsi" w:cstheme="majorHAnsi"/>
+                <w:lang w:val="en-SG"/>
+              </w:rPr>
+              <w:t xml:space="preserve"> sur AWS ECS Fargate, Docker, ECR, ALB, DynamoDB, Cognito et CloudWatch, avec GitLab CI/CD pour </w:t>
+            </w:r>
+            <w:proofErr w:type="spellStart"/>
+            <w:r>
+              <w:rPr>
+                <w:rFonts w:asciiTheme="majorHAnsi" w:hAnsiTheme="majorHAnsi" w:cstheme="majorHAnsi"/>
+                <w:lang w:val="en-SG"/>
+              </w:rPr>
+              <w:t>automatiser</w:t>
+            </w:r>
+            <w:proofErr w:type="spellEnd"/>
+            <w:r>
+              <w:rPr>
+                <w:rFonts w:asciiTheme="majorHAnsi" w:hAnsiTheme="majorHAnsi" w:cstheme="majorHAnsi"/>
+                <w:lang w:val="en-SG"/>
+              </w:rPr>
+              <w:t xml:space="preserve"> les </w:t>
+            </w:r>
+            <w:proofErr w:type="spellStart"/>
+            <w:r>
+              <w:rPr>
+                <w:rFonts w:asciiTheme="majorHAnsi" w:hAnsiTheme="majorHAnsi" w:cstheme="majorHAnsi"/>
+                <w:lang w:val="en-SG"/>
+              </w:rPr>
+              <w:t>déploiements</w:t>
+            </w:r>
+            <w:proofErr w:type="spellEnd"/>
+            <w:r>
+              <w:rPr>
+                <w:rFonts w:asciiTheme="majorHAnsi" w:hAnsiTheme="majorHAnsi" w:cstheme="majorHAnsi"/>
+                <w:lang w:val="en-SG"/>
+              </w:rPr>
+              <w:t>.</w:t>
             </w:r>
           </w:p>
           <w:p>
@@ -1923,7 +3961,167 @@
                 <w:rFonts w:asciiTheme="majorHAnsi" w:hAnsiTheme="majorHAnsi" w:cstheme="majorHAnsi"/>
                 <w:lang w:val="en-SG"/>
               </w:rPr>
-              <w:t>Mis en place l’ingestion des données de trafic en temps réel, l’analyse de la congestion et la recommandation d’itinéraires à l’aide d’OpenStreetMap et OSRM.</w:t>
+              <w:t xml:space="preserve">Mis </w:t>
+            </w:r>
+            <w:proofErr w:type="spellStart"/>
+            <w:r>
+              <w:rPr>
+                <w:rFonts w:asciiTheme="majorHAnsi" w:hAnsiTheme="majorHAnsi" w:cstheme="majorHAnsi"/>
+                <w:lang w:val="en-SG"/>
+              </w:rPr>
+              <w:t>en</w:t>
+            </w:r>
+            <w:proofErr w:type="spellEnd"/>
+            <w:r>
+              <w:rPr>
+                <w:rFonts w:asciiTheme="majorHAnsi" w:hAnsiTheme="majorHAnsi" w:cstheme="majorHAnsi"/>
+                <w:lang w:val="en-SG"/>
+              </w:rPr>
+              <w:t xml:space="preserve"> place </w:t>
+            </w:r>
+            <w:proofErr w:type="spellStart"/>
+            <w:r>
+              <w:rPr>
+                <w:rFonts w:asciiTheme="majorHAnsi" w:hAnsiTheme="majorHAnsi" w:cstheme="majorHAnsi"/>
+                <w:lang w:val="en-SG"/>
+              </w:rPr>
+              <w:t>l’ingestion</w:t>
+            </w:r>
+            <w:proofErr w:type="spellEnd"/>
+            <w:r>
+              <w:rPr>
+                <w:rFonts w:asciiTheme="majorHAnsi" w:hAnsiTheme="majorHAnsi" w:cstheme="majorHAnsi"/>
+                <w:lang w:val="en-SG"/>
+              </w:rPr>
+              <w:t xml:space="preserve"> des données de </w:t>
+            </w:r>
+            <w:proofErr w:type="spellStart"/>
+            <w:r>
+              <w:rPr>
+                <w:rFonts w:asciiTheme="majorHAnsi" w:hAnsiTheme="majorHAnsi" w:cstheme="majorHAnsi"/>
+                <w:lang w:val="en-SG"/>
+              </w:rPr>
+              <w:t>trafic</w:t>
+            </w:r>
+            <w:proofErr w:type="spellEnd"/>
+            <w:r>
+              <w:rPr>
+                <w:rFonts w:asciiTheme="majorHAnsi" w:hAnsiTheme="majorHAnsi" w:cstheme="majorHAnsi"/>
+                <w:lang w:val="en-SG"/>
+              </w:rPr>
+              <w:t xml:space="preserve"> </w:t>
+            </w:r>
+            <w:proofErr w:type="spellStart"/>
+            <w:r>
+              <w:rPr>
+                <w:rFonts w:asciiTheme="majorHAnsi" w:hAnsiTheme="majorHAnsi" w:cstheme="majorHAnsi"/>
+                <w:lang w:val="en-SG"/>
+              </w:rPr>
+              <w:t>en</w:t>
+            </w:r>
+            <w:proofErr w:type="spellEnd"/>
+            <w:r>
+              <w:rPr>
+                <w:rFonts w:asciiTheme="majorHAnsi" w:hAnsiTheme="majorHAnsi" w:cstheme="majorHAnsi"/>
+                <w:lang w:val="en-SG"/>
+              </w:rPr>
+              <w:t xml:space="preserve"> temps </w:t>
+            </w:r>
+            <w:proofErr w:type="spellStart"/>
+            <w:r>
+              <w:rPr>
+                <w:rFonts w:asciiTheme="majorHAnsi" w:hAnsiTheme="majorHAnsi" w:cstheme="majorHAnsi"/>
+                <w:lang w:val="en-SG"/>
+              </w:rPr>
+              <w:t>réel</w:t>
+            </w:r>
+            <w:proofErr w:type="spellEnd"/>
+            <w:r>
+              <w:rPr>
+                <w:rFonts w:asciiTheme="majorHAnsi" w:hAnsiTheme="majorHAnsi" w:cstheme="majorHAnsi"/>
+                <w:lang w:val="en-SG"/>
+              </w:rPr>
+              <w:t xml:space="preserve">, </w:t>
+            </w:r>
+            <w:proofErr w:type="spellStart"/>
+            <w:r>
+              <w:rPr>
+                <w:rFonts w:asciiTheme="majorHAnsi" w:hAnsiTheme="majorHAnsi" w:cstheme="majorHAnsi"/>
+                <w:lang w:val="en-SG"/>
+              </w:rPr>
+              <w:t>l’analyse</w:t>
+            </w:r>
+            <w:proofErr w:type="spellEnd"/>
+            <w:r>
+              <w:rPr>
+                <w:rFonts w:asciiTheme="majorHAnsi" w:hAnsiTheme="majorHAnsi" w:cstheme="majorHAnsi"/>
+                <w:lang w:val="en-SG"/>
+              </w:rPr>
+              <w:t xml:space="preserve"> de la congestion et la </w:t>
+            </w:r>
+            <w:proofErr w:type="spellStart"/>
+            <w:r>
+              <w:rPr>
+                <w:rFonts w:asciiTheme="majorHAnsi" w:hAnsiTheme="majorHAnsi" w:cstheme="majorHAnsi"/>
+                <w:lang w:val="en-SG"/>
+              </w:rPr>
+              <w:t>recommandation</w:t>
+            </w:r>
+            <w:proofErr w:type="spellEnd"/>
+            <w:r>
+              <w:rPr>
+                <w:rFonts w:asciiTheme="majorHAnsi" w:hAnsiTheme="majorHAnsi" w:cstheme="majorHAnsi"/>
+                <w:lang w:val="en-SG"/>
+              </w:rPr>
+              <w:t xml:space="preserve"> </w:t>
+            </w:r>
+            <w:proofErr w:type="spellStart"/>
+            <w:r>
+              <w:rPr>
+                <w:rFonts w:asciiTheme="majorHAnsi" w:hAnsiTheme="majorHAnsi" w:cstheme="majorHAnsi"/>
+                <w:lang w:val="en-SG"/>
+              </w:rPr>
+              <w:t>d’itinéraires</w:t>
+            </w:r>
+            <w:proofErr w:type="spellEnd"/>
+            <w:r>
+              <w:rPr>
+                <w:rFonts w:asciiTheme="majorHAnsi" w:hAnsiTheme="majorHAnsi" w:cstheme="majorHAnsi"/>
+                <w:lang w:val="en-SG"/>
+              </w:rPr>
+              <w:t xml:space="preserve"> à </w:t>
+            </w:r>
+            <w:proofErr w:type="spellStart"/>
+            <w:r>
+              <w:rPr>
+                <w:rFonts w:asciiTheme="majorHAnsi" w:hAnsiTheme="majorHAnsi" w:cstheme="majorHAnsi"/>
+                <w:lang w:val="en-SG"/>
+              </w:rPr>
+              <w:t>l’aide</w:t>
+            </w:r>
+            <w:proofErr w:type="spellEnd"/>
+            <w:r>
+              <w:rPr>
+                <w:rFonts w:asciiTheme="majorHAnsi" w:hAnsiTheme="majorHAnsi" w:cstheme="majorHAnsi"/>
+                <w:lang w:val="en-SG"/>
+              </w:rPr>
+              <w:t xml:space="preserve"> </w:t>
+            </w:r>
+            <w:proofErr w:type="spellStart"/>
+            <w:r>
+              <w:rPr>
+                <w:rFonts w:asciiTheme="majorHAnsi" w:hAnsiTheme="majorHAnsi" w:cstheme="majorHAnsi"/>
+                <w:lang w:val="en-SG"/>
+              </w:rPr>
+              <w:t>d’OpenStreetMap</w:t>
+            </w:r>
+            <w:proofErr w:type="spellEnd"/>
+            <w:r>
+              <w:rPr>
+                <w:rFonts w:asciiTheme="majorHAnsi" w:hAnsiTheme="majorHAnsi" w:cstheme="majorHAnsi"/>
+                <w:lang w:val="en-SG"/>
+              </w:rPr>
+              <w:t xml:space="preserve"> et OSRM.</w:t>
             </w:r>
           </w:p>
           <w:p>
@@ -1961,11 +4159,173 @@
                 <w:rFonts w:asciiTheme="majorHAnsi" w:hAnsiTheme="majorHAnsi" w:cstheme="majorHAnsi"/>
               </w:rPr>
             </w:pPr>
-            <w:r>
-              <w:rPr>
-                <w:rFonts w:asciiTheme="majorHAnsi" w:hAnsiTheme="majorHAnsi" w:cstheme="majorHAnsi"/>
-              </w:rPr>
-              <w:t>Développé un pipeline serverless de données de santé basé sur API Gateway, Lambda, S3, AWS Glue, Athena et Grafana, en mettant en œuvre une architecture data lake Bronze/Silver/Gold pour le traitement de données synthétiques de télémétrie des patients et leur analyse.</w:t>
+            <w:proofErr w:type="spellStart"/>
+            <w:r>
+              <w:rPr>
+                <w:rFonts w:asciiTheme="majorHAnsi" w:hAnsiTheme="majorHAnsi" w:cstheme="majorHAnsi"/>
+              </w:rPr>
+              <w:t>Développé</w:t>
+            </w:r>
+            <w:proofErr w:type="spellEnd"/>
+            <w:r>
+              <w:rPr>
+                <w:rFonts w:asciiTheme="majorHAnsi" w:hAnsiTheme="majorHAnsi" w:cstheme="majorHAnsi"/>
+              </w:rPr>
+              <w:t xml:space="preserve"> un pipeline serverless de données de santé </w:t>
+            </w:r>
+            <w:proofErr w:type="spellStart"/>
+            <w:r>
+              <w:rPr>
+                <w:rFonts w:asciiTheme="majorHAnsi" w:hAnsiTheme="majorHAnsi" w:cstheme="majorHAnsi"/>
+              </w:rPr>
+              <w:t>basé</w:t>
+            </w:r>
+            <w:proofErr w:type="spellEnd"/>
+            <w:r>
+              <w:rPr>
+                <w:rFonts w:asciiTheme="majorHAnsi" w:hAnsiTheme="majorHAnsi" w:cstheme="majorHAnsi"/>
+              </w:rPr>
+              <w:t xml:space="preserve"> sur API Gateway, Lambda, S3, AWS Glue, Athena et Grafana, </w:t>
+            </w:r>
+            <w:proofErr w:type="spellStart"/>
+            <w:r>
+              <w:rPr>
+                <w:rFonts w:asciiTheme="majorHAnsi" w:hAnsiTheme="majorHAnsi" w:cstheme="majorHAnsi"/>
+              </w:rPr>
+              <w:t>en</w:t>
+            </w:r>
+            <w:proofErr w:type="spellEnd"/>
+            <w:r>
+              <w:rPr>
+                <w:rFonts w:asciiTheme="majorHAnsi" w:hAnsiTheme="majorHAnsi" w:cstheme="majorHAnsi"/>
+              </w:rPr>
+              <w:t xml:space="preserve"> </w:t>
+            </w:r>
+            <w:proofErr w:type="spellStart"/>
+            <w:r>
+              <w:rPr>
+                <w:rFonts w:asciiTheme="majorHAnsi" w:hAnsiTheme="majorHAnsi" w:cstheme="majorHAnsi"/>
+              </w:rPr>
+              <w:t>mettant</w:t>
+            </w:r>
+            <w:proofErr w:type="spellEnd"/>
+            <w:r>
+              <w:rPr>
+                <w:rFonts w:asciiTheme="majorHAnsi" w:hAnsiTheme="majorHAnsi" w:cstheme="majorHAnsi"/>
+              </w:rPr>
+              <w:t xml:space="preserve"> </w:t>
+            </w:r>
+            <w:proofErr w:type="spellStart"/>
+            <w:r>
+              <w:rPr>
+                <w:rFonts w:asciiTheme="majorHAnsi" w:hAnsiTheme="majorHAnsi" w:cstheme="majorHAnsi"/>
+              </w:rPr>
+              <w:t>en</w:t>
+            </w:r>
+            <w:proofErr w:type="spellEnd"/>
+            <w:r>
+              <w:rPr>
+                <w:rFonts w:asciiTheme="majorHAnsi" w:hAnsiTheme="majorHAnsi" w:cstheme="majorHAnsi"/>
+              </w:rPr>
+              <w:t xml:space="preserve"> </w:t>
+            </w:r>
+            <w:proofErr w:type="spellStart"/>
+            <w:r>
+              <w:rPr>
+                <w:rFonts w:asciiTheme="majorHAnsi" w:hAnsiTheme="majorHAnsi" w:cstheme="majorHAnsi"/>
+              </w:rPr>
+              <w:t>œuvre</w:t>
+            </w:r>
+            <w:proofErr w:type="spellEnd"/>
+            <w:r>
+              <w:rPr>
+                <w:rFonts w:asciiTheme="majorHAnsi" w:hAnsiTheme="majorHAnsi" w:cstheme="majorHAnsi"/>
+              </w:rPr>
+              <w:t xml:space="preserve"> </w:t>
+            </w:r>
+            <w:proofErr w:type="spellStart"/>
+            <w:r>
+              <w:rPr>
+                <w:rFonts w:asciiTheme="majorHAnsi" w:hAnsiTheme="majorHAnsi" w:cstheme="majorHAnsi"/>
+              </w:rPr>
+              <w:t>une</w:t>
+            </w:r>
+            <w:proofErr w:type="spellEnd"/>
+            <w:r>
+              <w:rPr>
+                <w:rFonts w:asciiTheme="majorHAnsi" w:hAnsiTheme="majorHAnsi" w:cstheme="majorHAnsi"/>
+              </w:rPr>
+              <w:t xml:space="preserve"> architecture data lake Bronze/Silver/Gold pour le </w:t>
+            </w:r>
+            <w:proofErr w:type="spellStart"/>
+            <w:r>
+              <w:rPr>
+                <w:rFonts w:asciiTheme="majorHAnsi" w:hAnsiTheme="majorHAnsi" w:cstheme="majorHAnsi"/>
+              </w:rPr>
+              <w:t>traitement</w:t>
+            </w:r>
+            <w:proofErr w:type="spellEnd"/>
+            <w:r>
+              <w:rPr>
+                <w:rFonts w:asciiTheme="majorHAnsi" w:hAnsiTheme="majorHAnsi" w:cstheme="majorHAnsi"/>
+              </w:rPr>
+              <w:t xml:space="preserve"> de données </w:t>
+            </w:r>
+            <w:proofErr w:type="spellStart"/>
+            <w:r>
+              <w:rPr>
+                <w:rFonts w:asciiTheme="majorHAnsi" w:hAnsiTheme="majorHAnsi" w:cstheme="majorHAnsi"/>
+              </w:rPr>
+              <w:t>synthétiques</w:t>
+            </w:r>
+            <w:proofErr w:type="spellEnd"/>
+            <w:r>
+              <w:rPr>
+                <w:rFonts w:asciiTheme="majorHAnsi" w:hAnsiTheme="majorHAnsi" w:cstheme="majorHAnsi"/>
+              </w:rPr>
+              <w:t xml:space="preserve"> de </w:t>
+            </w:r>
+            <w:proofErr w:type="spellStart"/>
+            <w:r>
+              <w:rPr>
+                <w:rFonts w:asciiTheme="majorHAnsi" w:hAnsiTheme="majorHAnsi" w:cstheme="majorHAnsi"/>
+              </w:rPr>
+              <w:t>télémétrie</w:t>
+            </w:r>
+            <w:proofErr w:type="spellEnd"/>
+            <w:r>
+              <w:rPr>
+                <w:rFonts w:asciiTheme="majorHAnsi" w:hAnsiTheme="majorHAnsi" w:cstheme="majorHAnsi"/>
+              </w:rPr>
+              <w:t xml:space="preserve"> des patients et </w:t>
+            </w:r>
+            <w:proofErr w:type="spellStart"/>
+            <w:r>
+              <w:rPr>
+                <w:rFonts w:asciiTheme="majorHAnsi" w:hAnsiTheme="majorHAnsi" w:cstheme="majorHAnsi"/>
+              </w:rPr>
+              <w:t>leur</w:t>
+            </w:r>
+            <w:proofErr w:type="spellEnd"/>
+            <w:r>
+              <w:rPr>
+                <w:rFonts w:asciiTheme="majorHAnsi" w:hAnsiTheme="majorHAnsi" w:cstheme="majorHAnsi"/>
+              </w:rPr>
+              <w:t xml:space="preserve"> </w:t>
+            </w:r>
+            <w:proofErr w:type="spellStart"/>
+            <w:r>
+              <w:rPr>
+                <w:rFonts w:asciiTheme="majorHAnsi" w:hAnsiTheme="majorHAnsi" w:cstheme="majorHAnsi"/>
+              </w:rPr>
+              <w:t>analyse</w:t>
+            </w:r>
+            <w:proofErr w:type="spellEnd"/>
+            <w:r>
+              <w:rPr>
+                <w:rFonts w:asciiTheme="majorHAnsi" w:hAnsiTheme="majorHAnsi" w:cstheme="majorHAnsi"/>
+              </w:rPr>
+              <w:t>.</w:t>
             </w:r>
           </w:p>
           <w:p>
@@ -2014,6 +4374,7 @@
               </w:rPr>
               <w:t xml:space="preserve">  </w:t>
             </w:r>
+            <w:proofErr w:type="spellStart"/>
             <w:r>
               <w:rPr>
                 <w:rFonts w:asciiTheme="majorHAnsi" w:hAnsiTheme="majorHAnsi" w:cstheme="majorHAnsi"/>
@@ -2021,7 +4382,37 @@
                 <w:bCs/>
                 <w:color w:val="365F91" w:themeColor="accent1" w:themeShade="BF"/>
               </w:rPr>
-              <w:t>Ingénieur logiciel senior</w:t>
+              <w:t>Ingénieur</w:t>
+            </w:r>
+            <w:proofErr w:type="spellEnd"/>
+            <w:r>
+              <w:rPr>
+                <w:rFonts w:asciiTheme="majorHAnsi" w:hAnsiTheme="majorHAnsi" w:cstheme="majorHAnsi"/>
+                <w:b/>
+                <w:bCs/>
+                <w:color w:val="365F91" w:themeColor="accent1" w:themeShade="BF"/>
+              </w:rPr>
+              <w:t xml:space="preserve"> </w:t>
+            </w:r>
+            <w:proofErr w:type="spellStart"/>
+            <w:r>
+              <w:rPr>
+                <w:rFonts w:asciiTheme="majorHAnsi" w:hAnsiTheme="majorHAnsi" w:cstheme="majorHAnsi"/>
+                <w:b/>
+                <w:bCs/>
+                <w:color w:val="365F91" w:themeColor="accent1" w:themeShade="BF"/>
+              </w:rPr>
+              <w:t>logiciel</w:t>
+            </w:r>
+            <w:proofErr w:type="spellEnd"/>
+            <w:r>
+              <w:rPr>
+                <w:rFonts w:asciiTheme="majorHAnsi" w:hAnsiTheme="majorHAnsi" w:cstheme="majorHAnsi"/>
+                <w:b/>
+                <w:bCs/>
+                <w:color w:val="365F91" w:themeColor="accent1" w:themeShade="BF"/>
+              </w:rPr>
+              <w:t xml:space="preserve"> senior</w:t>
             </w:r>
             <w:r>
               <w:rPr>
@@ -2099,12 +4490,229 @@
                 <w:lang w:val="en-SG"/>
               </w:rPr>
             </w:pPr>
-            <w:r>
-              <w:rPr>
-                <w:rFonts w:asciiTheme="majorHAnsi" w:hAnsiTheme="majorHAnsi" w:cstheme="majorHAnsi"/>
-                <w:lang w:val="en-SG"/>
-              </w:rPr>
-              <w:t>Développé et déployé des solutions logicielles industrielles pour des systèmes de contrôle d’usines et la gestion de recettes de production par lots, contribuant à améliorer l’efficacité opérationnelle et la fiabilité des systèmes.</w:t>
+            <w:proofErr w:type="spellStart"/>
+            <w:r>
+              <w:rPr>
+                <w:rFonts w:asciiTheme="majorHAnsi" w:hAnsiTheme="majorHAnsi" w:cstheme="majorHAnsi"/>
+                <w:lang w:val="en-SG"/>
+              </w:rPr>
+              <w:t>Développé</w:t>
+            </w:r>
+            <w:proofErr w:type="spellEnd"/>
+            <w:r>
+              <w:rPr>
+                <w:rFonts w:asciiTheme="majorHAnsi" w:hAnsiTheme="majorHAnsi" w:cstheme="majorHAnsi"/>
+                <w:lang w:val="en-SG"/>
+              </w:rPr>
+              <w:t xml:space="preserve"> et </w:t>
+            </w:r>
+            <w:proofErr w:type="spellStart"/>
+            <w:r>
+              <w:rPr>
+                <w:rFonts w:asciiTheme="majorHAnsi" w:hAnsiTheme="majorHAnsi" w:cstheme="majorHAnsi"/>
+                <w:lang w:val="en-SG"/>
+              </w:rPr>
+              <w:t>déployé</w:t>
+            </w:r>
+            <w:proofErr w:type="spellEnd"/>
+            <w:r>
+              <w:rPr>
+                <w:rFonts w:asciiTheme="majorHAnsi" w:hAnsiTheme="majorHAnsi" w:cstheme="majorHAnsi"/>
+                <w:lang w:val="en-SG"/>
+              </w:rPr>
+              <w:t xml:space="preserve"> des solutions </w:t>
+            </w:r>
+            <w:proofErr w:type="spellStart"/>
+            <w:r>
+              <w:rPr>
+                <w:rFonts w:asciiTheme="majorHAnsi" w:hAnsiTheme="majorHAnsi" w:cstheme="majorHAnsi"/>
+                <w:lang w:val="en-SG"/>
+              </w:rPr>
+              <w:t>logicielles</w:t>
+            </w:r>
+            <w:proofErr w:type="spellEnd"/>
+            <w:r>
+              <w:rPr>
+                <w:rFonts w:asciiTheme="majorHAnsi" w:hAnsiTheme="majorHAnsi" w:cstheme="majorHAnsi"/>
+                <w:lang w:val="en-SG"/>
+              </w:rPr>
+              <w:t xml:space="preserve"> </w:t>
+            </w:r>
+            <w:proofErr w:type="spellStart"/>
+            <w:r>
+              <w:rPr>
+                <w:rFonts w:asciiTheme="majorHAnsi" w:hAnsiTheme="majorHAnsi" w:cstheme="majorHAnsi"/>
+                <w:lang w:val="en-SG"/>
+              </w:rPr>
+              <w:t>industrielles</w:t>
+            </w:r>
+            <w:proofErr w:type="spellEnd"/>
+            <w:r>
+              <w:rPr>
+                <w:rFonts w:asciiTheme="majorHAnsi" w:hAnsiTheme="majorHAnsi" w:cstheme="majorHAnsi"/>
+                <w:lang w:val="en-SG"/>
+              </w:rPr>
+              <w:t xml:space="preserve"> pour des </w:t>
+            </w:r>
+            <w:proofErr w:type="spellStart"/>
+            <w:r>
+              <w:rPr>
+                <w:rFonts w:asciiTheme="majorHAnsi" w:hAnsiTheme="majorHAnsi" w:cstheme="majorHAnsi"/>
+                <w:lang w:val="en-SG"/>
+              </w:rPr>
+              <w:t>systèmes</w:t>
+            </w:r>
+            <w:proofErr w:type="spellEnd"/>
+            <w:r>
+              <w:rPr>
+                <w:rFonts w:asciiTheme="majorHAnsi" w:hAnsiTheme="majorHAnsi" w:cstheme="majorHAnsi"/>
+                <w:lang w:val="en-SG"/>
+              </w:rPr>
+              <w:t xml:space="preserve"> de </w:t>
+            </w:r>
+            <w:proofErr w:type="spellStart"/>
+            <w:r>
+              <w:rPr>
+                <w:rFonts w:asciiTheme="majorHAnsi" w:hAnsiTheme="majorHAnsi" w:cstheme="majorHAnsi"/>
+                <w:lang w:val="en-SG"/>
+              </w:rPr>
+              <w:t>contrôle</w:t>
+            </w:r>
+            <w:proofErr w:type="spellEnd"/>
+            <w:r>
+              <w:rPr>
+                <w:rFonts w:asciiTheme="majorHAnsi" w:hAnsiTheme="majorHAnsi" w:cstheme="majorHAnsi"/>
+                <w:lang w:val="en-SG"/>
+              </w:rPr>
+              <w:t xml:space="preserve"> </w:t>
+            </w:r>
+            <w:proofErr w:type="spellStart"/>
+            <w:r>
+              <w:rPr>
+                <w:rFonts w:asciiTheme="majorHAnsi" w:hAnsiTheme="majorHAnsi" w:cstheme="majorHAnsi"/>
+                <w:lang w:val="en-SG"/>
+              </w:rPr>
+              <w:t>d’usines</w:t>
+            </w:r>
+            <w:proofErr w:type="spellEnd"/>
+            <w:r>
+              <w:rPr>
+                <w:rFonts w:asciiTheme="majorHAnsi" w:hAnsiTheme="majorHAnsi" w:cstheme="majorHAnsi"/>
+                <w:lang w:val="en-SG"/>
+              </w:rPr>
+              <w:t xml:space="preserve"> et la gestion de </w:t>
+            </w:r>
+            <w:proofErr w:type="spellStart"/>
+            <w:r>
+              <w:rPr>
+                <w:rFonts w:asciiTheme="majorHAnsi" w:hAnsiTheme="majorHAnsi" w:cstheme="majorHAnsi"/>
+                <w:lang w:val="en-SG"/>
+              </w:rPr>
+              <w:t>recettes</w:t>
+            </w:r>
+            <w:proofErr w:type="spellEnd"/>
+            <w:r>
+              <w:rPr>
+                <w:rFonts w:asciiTheme="majorHAnsi" w:hAnsiTheme="majorHAnsi" w:cstheme="majorHAnsi"/>
+                <w:lang w:val="en-SG"/>
+              </w:rPr>
+              <w:t xml:space="preserve"> de production par lots, </w:t>
+            </w:r>
+            <w:proofErr w:type="spellStart"/>
+            <w:r>
+              <w:rPr>
+                <w:rFonts w:asciiTheme="majorHAnsi" w:hAnsiTheme="majorHAnsi" w:cstheme="majorHAnsi"/>
+                <w:lang w:val="en-SG"/>
+              </w:rPr>
+              <w:t>contribuant</w:t>
+            </w:r>
+            <w:proofErr w:type="spellEnd"/>
+            <w:r>
+              <w:rPr>
+                <w:rFonts w:asciiTheme="majorHAnsi" w:hAnsiTheme="majorHAnsi" w:cstheme="majorHAnsi"/>
+                <w:lang w:val="en-SG"/>
+              </w:rPr>
+              <w:t xml:space="preserve"> à </w:t>
+            </w:r>
+            <w:proofErr w:type="spellStart"/>
+            <w:r>
+              <w:rPr>
+                <w:rFonts w:asciiTheme="majorHAnsi" w:hAnsiTheme="majorHAnsi" w:cstheme="majorHAnsi"/>
+                <w:lang w:val="en-SG"/>
+              </w:rPr>
+              <w:t>améliorer</w:t>
+            </w:r>
+            <w:proofErr w:type="spellEnd"/>
+            <w:r>
+              <w:rPr>
+                <w:rFonts w:asciiTheme="majorHAnsi" w:hAnsiTheme="majorHAnsi" w:cstheme="majorHAnsi"/>
+                <w:lang w:val="en-SG"/>
+              </w:rPr>
+              <w:t xml:space="preserve"> </w:t>
+            </w:r>
+            <w:proofErr w:type="spellStart"/>
+            <w:r>
+              <w:rPr>
+                <w:rFonts w:asciiTheme="majorHAnsi" w:hAnsiTheme="majorHAnsi" w:cstheme="majorHAnsi"/>
+                <w:lang w:val="en-SG"/>
+              </w:rPr>
+              <w:t>l’efficacité</w:t>
+            </w:r>
+            <w:proofErr w:type="spellEnd"/>
+            <w:r>
+              <w:rPr>
+                <w:rFonts w:asciiTheme="majorHAnsi" w:hAnsiTheme="majorHAnsi" w:cstheme="majorHAnsi"/>
+                <w:lang w:val="en-SG"/>
+              </w:rPr>
+              <w:t xml:space="preserve"> </w:t>
+            </w:r>
+            <w:proofErr w:type="spellStart"/>
+            <w:r>
+              <w:rPr>
+                <w:rFonts w:asciiTheme="majorHAnsi" w:hAnsiTheme="majorHAnsi" w:cstheme="majorHAnsi"/>
+                <w:lang w:val="en-SG"/>
+              </w:rPr>
+              <w:t>opérationnelle</w:t>
+            </w:r>
+            <w:proofErr w:type="spellEnd"/>
+            <w:r>
+              <w:rPr>
+                <w:rFonts w:asciiTheme="majorHAnsi" w:hAnsiTheme="majorHAnsi" w:cstheme="majorHAnsi"/>
+                <w:lang w:val="en-SG"/>
+              </w:rPr>
+              <w:t xml:space="preserve"> et la </w:t>
+            </w:r>
+            <w:proofErr w:type="spellStart"/>
+            <w:r>
+              <w:rPr>
+                <w:rFonts w:asciiTheme="majorHAnsi" w:hAnsiTheme="majorHAnsi" w:cstheme="majorHAnsi"/>
+                <w:lang w:val="en-SG"/>
+              </w:rPr>
+              <w:t>fiabilité</w:t>
+            </w:r>
+            <w:proofErr w:type="spellEnd"/>
+            <w:r>
+              <w:rPr>
+                <w:rFonts w:asciiTheme="majorHAnsi" w:hAnsiTheme="majorHAnsi" w:cstheme="majorHAnsi"/>
+                <w:lang w:val="en-SG"/>
+              </w:rPr>
+              <w:t xml:space="preserve"> des </w:t>
+            </w:r>
+            <w:proofErr w:type="spellStart"/>
+            <w:r>
+              <w:rPr>
+                <w:rFonts w:asciiTheme="majorHAnsi" w:hAnsiTheme="majorHAnsi" w:cstheme="majorHAnsi"/>
+                <w:lang w:val="en-SG"/>
+              </w:rPr>
+              <w:t>systèmes</w:t>
+            </w:r>
+            <w:proofErr w:type="spellEnd"/>
+            <w:r>
+              <w:rPr>
+                <w:rFonts w:asciiTheme="majorHAnsi" w:hAnsiTheme="majorHAnsi" w:cstheme="majorHAnsi"/>
+                <w:lang w:val="en-SG"/>
+              </w:rPr>
+              <w:t>.</w:t>
             </w:r>
           </w:p>
           <w:p>
@@ -2120,12 +4728,117 @@
                 <w:lang w:val="en-SG"/>
               </w:rPr>
             </w:pPr>
-            <w:r>
-              <w:rPr>
-                <w:rFonts w:asciiTheme="majorHAnsi" w:hAnsiTheme="majorHAnsi" w:cstheme="majorHAnsi"/>
-                <w:lang w:val="en-SG"/>
-              </w:rPr>
-              <w:t>Intervenu sur l’ensemble du cycle de développement logiciel, de l’analyse des besoins et de la conception à l’implémentation, aux tests et à la documentation.</w:t>
+            <w:proofErr w:type="spellStart"/>
+            <w:r>
+              <w:rPr>
+                <w:rFonts w:asciiTheme="majorHAnsi" w:hAnsiTheme="majorHAnsi" w:cstheme="majorHAnsi"/>
+                <w:lang w:val="en-SG"/>
+              </w:rPr>
+              <w:t>Intervenu</w:t>
+            </w:r>
+            <w:proofErr w:type="spellEnd"/>
+            <w:r>
+              <w:rPr>
+                <w:rFonts w:asciiTheme="majorHAnsi" w:hAnsiTheme="majorHAnsi" w:cstheme="majorHAnsi"/>
+                <w:lang w:val="en-SG"/>
+              </w:rPr>
+              <w:t xml:space="preserve"> sur </w:t>
+            </w:r>
+            <w:proofErr w:type="spellStart"/>
+            <w:r>
+              <w:rPr>
+                <w:rFonts w:asciiTheme="majorHAnsi" w:hAnsiTheme="majorHAnsi" w:cstheme="majorHAnsi"/>
+                <w:lang w:val="en-SG"/>
+              </w:rPr>
+              <w:t>l’ensemble</w:t>
+            </w:r>
+            <w:proofErr w:type="spellEnd"/>
+            <w:r>
+              <w:rPr>
+                <w:rFonts w:asciiTheme="majorHAnsi" w:hAnsiTheme="majorHAnsi" w:cstheme="majorHAnsi"/>
+                <w:lang w:val="en-SG"/>
+              </w:rPr>
+              <w:t xml:space="preserve"> du cycle de </w:t>
+            </w:r>
+            <w:proofErr w:type="spellStart"/>
+            <w:r>
+              <w:rPr>
+                <w:rFonts w:asciiTheme="majorHAnsi" w:hAnsiTheme="majorHAnsi" w:cstheme="majorHAnsi"/>
+                <w:lang w:val="en-SG"/>
+              </w:rPr>
+              <w:t>développement</w:t>
+            </w:r>
+            <w:proofErr w:type="spellEnd"/>
+            <w:r>
+              <w:rPr>
+                <w:rFonts w:asciiTheme="majorHAnsi" w:hAnsiTheme="majorHAnsi" w:cstheme="majorHAnsi"/>
+                <w:lang w:val="en-SG"/>
+              </w:rPr>
+              <w:t xml:space="preserve"> </w:t>
+            </w:r>
+            <w:proofErr w:type="spellStart"/>
+            <w:r>
+              <w:rPr>
+                <w:rFonts w:asciiTheme="majorHAnsi" w:hAnsiTheme="majorHAnsi" w:cstheme="majorHAnsi"/>
+                <w:lang w:val="en-SG"/>
+              </w:rPr>
+              <w:t>logiciel</w:t>
+            </w:r>
+            <w:proofErr w:type="spellEnd"/>
+            <w:r>
+              <w:rPr>
+                <w:rFonts w:asciiTheme="majorHAnsi" w:hAnsiTheme="majorHAnsi" w:cstheme="majorHAnsi"/>
+                <w:lang w:val="en-SG"/>
+              </w:rPr>
+              <w:t xml:space="preserve">, de </w:t>
+            </w:r>
+            <w:proofErr w:type="spellStart"/>
+            <w:r>
+              <w:rPr>
+                <w:rFonts w:asciiTheme="majorHAnsi" w:hAnsiTheme="majorHAnsi" w:cstheme="majorHAnsi"/>
+                <w:lang w:val="en-SG"/>
+              </w:rPr>
+              <w:t>l’analyse</w:t>
+            </w:r>
+            <w:proofErr w:type="spellEnd"/>
+            <w:r>
+              <w:rPr>
+                <w:rFonts w:asciiTheme="majorHAnsi" w:hAnsiTheme="majorHAnsi" w:cstheme="majorHAnsi"/>
+                <w:lang w:val="en-SG"/>
+              </w:rPr>
+              <w:t xml:space="preserve"> des </w:t>
+            </w:r>
+            <w:proofErr w:type="spellStart"/>
+            <w:r>
+              <w:rPr>
+                <w:rFonts w:asciiTheme="majorHAnsi" w:hAnsiTheme="majorHAnsi" w:cstheme="majorHAnsi"/>
+                <w:lang w:val="en-SG"/>
+              </w:rPr>
+              <w:t>besoins</w:t>
+            </w:r>
+            <w:proofErr w:type="spellEnd"/>
+            <w:r>
+              <w:rPr>
+                <w:rFonts w:asciiTheme="majorHAnsi" w:hAnsiTheme="majorHAnsi" w:cstheme="majorHAnsi"/>
+                <w:lang w:val="en-SG"/>
+              </w:rPr>
+              <w:t xml:space="preserve"> et de la conception à </w:t>
+            </w:r>
+            <w:proofErr w:type="spellStart"/>
+            <w:r>
+              <w:rPr>
+                <w:rFonts w:asciiTheme="majorHAnsi" w:hAnsiTheme="majorHAnsi" w:cstheme="majorHAnsi"/>
+                <w:lang w:val="en-SG"/>
+              </w:rPr>
+              <w:t>l’implémentation</w:t>
+            </w:r>
+            <w:proofErr w:type="spellEnd"/>
+            <w:r>
+              <w:rPr>
+                <w:rFonts w:asciiTheme="majorHAnsi" w:hAnsiTheme="majorHAnsi" w:cstheme="majorHAnsi"/>
+                <w:lang w:val="en-SG"/>
+              </w:rPr>
+              <w:t>, aux tests et à la documentation.</w:t>
             </w:r>
           </w:p>
           <w:p>
@@ -2141,12 +4854,85 @@
                 <w:rFonts w:asciiTheme="majorHAnsi" w:hAnsiTheme="majorHAnsi" w:cstheme="majorHAnsi"/>
               </w:rPr>
             </w:pPr>
-            <w:r>
-              <w:rPr>
-                <w:rFonts w:asciiTheme="majorHAnsi" w:hAnsiTheme="majorHAnsi" w:cstheme="majorHAnsi"/>
-                <w:lang w:val="en-SG"/>
-              </w:rPr>
-              <w:t>Piloté des versions logicielles majeures, animé la planification des sprints Agile et coordonné les équipes projet.</w:t>
+            <w:proofErr w:type="spellStart"/>
+            <w:r>
+              <w:rPr>
+                <w:rFonts w:asciiTheme="majorHAnsi" w:hAnsiTheme="majorHAnsi" w:cstheme="majorHAnsi"/>
+                <w:lang w:val="en-SG"/>
+              </w:rPr>
+              <w:t>Piloté</w:t>
+            </w:r>
+            <w:proofErr w:type="spellEnd"/>
+            <w:r>
+              <w:rPr>
+                <w:rFonts w:asciiTheme="majorHAnsi" w:hAnsiTheme="majorHAnsi" w:cstheme="majorHAnsi"/>
+                <w:lang w:val="en-SG"/>
+              </w:rPr>
+              <w:t xml:space="preserve"> des versions </w:t>
+            </w:r>
+            <w:proofErr w:type="spellStart"/>
+            <w:r>
+              <w:rPr>
+                <w:rFonts w:asciiTheme="majorHAnsi" w:hAnsiTheme="majorHAnsi" w:cstheme="majorHAnsi"/>
+                <w:lang w:val="en-SG"/>
+              </w:rPr>
+              <w:t>logicielles</w:t>
+            </w:r>
+            <w:proofErr w:type="spellEnd"/>
+            <w:r>
+              <w:rPr>
+                <w:rFonts w:asciiTheme="majorHAnsi" w:hAnsiTheme="majorHAnsi" w:cstheme="majorHAnsi"/>
+                <w:lang w:val="en-SG"/>
+              </w:rPr>
+              <w:t xml:space="preserve"> majeures, </w:t>
+            </w:r>
+            <w:proofErr w:type="spellStart"/>
+            <w:r>
+              <w:rPr>
+                <w:rFonts w:asciiTheme="majorHAnsi" w:hAnsiTheme="majorHAnsi" w:cstheme="majorHAnsi"/>
+                <w:lang w:val="en-SG"/>
+              </w:rPr>
+              <w:t>animé</w:t>
+            </w:r>
+            <w:proofErr w:type="spellEnd"/>
+            <w:r>
+              <w:rPr>
+                <w:rFonts w:asciiTheme="majorHAnsi" w:hAnsiTheme="majorHAnsi" w:cstheme="majorHAnsi"/>
+                <w:lang w:val="en-SG"/>
+              </w:rPr>
+              <w:t xml:space="preserve"> la planification des sprints Agile et </w:t>
+            </w:r>
+            <w:proofErr w:type="spellStart"/>
+            <w:r>
+              <w:rPr>
+                <w:rFonts w:asciiTheme="majorHAnsi" w:hAnsiTheme="majorHAnsi" w:cstheme="majorHAnsi"/>
+                <w:lang w:val="en-SG"/>
+              </w:rPr>
+              <w:t>coordonné</w:t>
+            </w:r>
+            <w:proofErr w:type="spellEnd"/>
+            <w:r>
+              <w:rPr>
+                <w:rFonts w:asciiTheme="majorHAnsi" w:hAnsiTheme="majorHAnsi" w:cstheme="majorHAnsi"/>
+                <w:lang w:val="en-SG"/>
+              </w:rPr>
+              <w:t xml:space="preserve"> les équipes </w:t>
+            </w:r>
+            <w:proofErr w:type="spellStart"/>
+            <w:r>
+              <w:rPr>
+                <w:rFonts w:asciiTheme="majorHAnsi" w:hAnsiTheme="majorHAnsi" w:cstheme="majorHAnsi"/>
+                <w:lang w:val="en-SG"/>
+              </w:rPr>
+              <w:t>projet</w:t>
+            </w:r>
+            <w:proofErr w:type="spellEnd"/>
+            <w:r>
+              <w:rPr>
+                <w:rFonts w:asciiTheme="majorHAnsi" w:hAnsiTheme="majorHAnsi" w:cstheme="majorHAnsi"/>
+                <w:lang w:val="en-SG"/>
+              </w:rPr>
+              <w:t>.</w:t>
             </w:r>
           </w:p>
           <w:p>
@@ -2172,8 +4958,16 @@
               <w:rPr>
                 <w:rFonts w:asciiTheme="majorHAnsi" w:hAnsiTheme="majorHAnsi" w:cstheme="majorHAnsi"/>
               </w:rPr>
-              <w:t xml:space="preserve"> C#, .NET, WPF (MVVM/Prism), ASP.NET Core, Python, SQLite, Docker, Git, CI/CD, SpecFlow</w:t>
-            </w:r>
+              <w:t xml:space="preserve"> C#, .NET, WPF (MVVM/Prism), ASP.NET Core, Python, SQLite, Docker, Git, CI/CD, </w:t>
+            </w:r>
+            <w:proofErr w:type="spellStart"/>
+            <w:r>
+              <w:rPr>
+                <w:rFonts w:asciiTheme="majorHAnsi" w:hAnsiTheme="majorHAnsi" w:cstheme="majorHAnsi"/>
+              </w:rPr>
+              <w:t>SpecFlow</w:t>
+            </w:r>
+            <w:proofErr w:type="spellEnd"/>
           </w:p>
           <w:p>
             <w:pPr>
@@ -2204,6 +4998,7 @@
               </w:rPr>
               <w:t xml:space="preserve">  </w:t>
             </w:r>
+            <w:proofErr w:type="spellStart"/>
             <w:r>
               <w:rPr>
                 <w:rFonts w:asciiTheme="majorHAnsi" w:hAnsiTheme="majorHAnsi" w:cstheme="majorHAnsi"/>
@@ -2211,8 +5006,29 @@
                 <w:bCs/>
                 <w:color w:val="365F91" w:themeColor="accent1" w:themeShade="BF"/>
               </w:rPr>
-              <w:t>Ingénieur logiciel</w:t>
-            </w:r>
+              <w:t>Ingénieur</w:t>
+            </w:r>
+            <w:proofErr w:type="spellEnd"/>
+            <w:r>
+              <w:rPr>
+                <w:rFonts w:asciiTheme="majorHAnsi" w:hAnsiTheme="majorHAnsi" w:cstheme="majorHAnsi"/>
+                <w:b/>
+                <w:bCs/>
+                <w:color w:val="365F91" w:themeColor="accent1" w:themeShade="BF"/>
+              </w:rPr>
+              <w:t xml:space="preserve"> </w:t>
+            </w:r>
+            <w:proofErr w:type="spellStart"/>
+            <w:r>
+              <w:rPr>
+                <w:rFonts w:asciiTheme="majorHAnsi" w:hAnsiTheme="majorHAnsi" w:cstheme="majorHAnsi"/>
+                <w:b/>
+                <w:bCs/>
+                <w:color w:val="365F91" w:themeColor="accent1" w:themeShade="BF"/>
+              </w:rPr>
+              <w:t>logiciel</w:t>
+            </w:r>
+            <w:proofErr w:type="spellEnd"/>
             <w:r>
               <w:rPr>
                 <w:rFonts w:asciiTheme="majorHAnsi" w:hAnsiTheme="majorHAnsi" w:cstheme="majorHAnsi"/>
@@ -2260,12 +5076,149 @@
                 <w:rFonts w:asciiTheme="majorHAnsi" w:hAnsiTheme="majorHAnsi" w:cstheme="majorHAnsi"/>
               </w:rPr>
             </w:pPr>
-            <w:r>
-              <w:rPr>
-                <w:rFonts w:asciiTheme="majorHAnsi" w:hAnsiTheme="majorHAnsi" w:cstheme="majorHAnsi"/>
-                <w:lang w:val="en-SG"/>
-              </w:rPr>
-              <w:t>Développé et maintenu des applications full-stack pour des systèmes de téléphonie, notamment des solutions de comptabilisation des appels (call accounting) et de serveur vocal interactif (IVR).</w:t>
+            <w:proofErr w:type="spellStart"/>
+            <w:r>
+              <w:rPr>
+                <w:rFonts w:asciiTheme="majorHAnsi" w:hAnsiTheme="majorHAnsi" w:cstheme="majorHAnsi"/>
+                <w:lang w:val="en-SG"/>
+              </w:rPr>
+              <w:t>Développé</w:t>
+            </w:r>
+            <w:proofErr w:type="spellEnd"/>
+            <w:r>
+              <w:rPr>
+                <w:rFonts w:asciiTheme="majorHAnsi" w:hAnsiTheme="majorHAnsi" w:cstheme="majorHAnsi"/>
+                <w:lang w:val="en-SG"/>
+              </w:rPr>
+              <w:t xml:space="preserve"> et </w:t>
+            </w:r>
+            <w:proofErr w:type="spellStart"/>
+            <w:r>
+              <w:rPr>
+                <w:rFonts w:asciiTheme="majorHAnsi" w:hAnsiTheme="majorHAnsi" w:cstheme="majorHAnsi"/>
+                <w:lang w:val="en-SG"/>
+              </w:rPr>
+              <w:t>maintenu</w:t>
+            </w:r>
+            <w:proofErr w:type="spellEnd"/>
+            <w:r>
+              <w:rPr>
+                <w:rFonts w:asciiTheme="majorHAnsi" w:hAnsiTheme="majorHAnsi" w:cstheme="majorHAnsi"/>
+                <w:lang w:val="en-SG"/>
+              </w:rPr>
+              <w:t xml:space="preserve"> des applications full-stack pour des </w:t>
+            </w:r>
+            <w:proofErr w:type="spellStart"/>
+            <w:r>
+              <w:rPr>
+                <w:rFonts w:asciiTheme="majorHAnsi" w:hAnsiTheme="majorHAnsi" w:cstheme="majorHAnsi"/>
+                <w:lang w:val="en-SG"/>
+              </w:rPr>
+              <w:t>systèmes</w:t>
+            </w:r>
+            <w:proofErr w:type="spellEnd"/>
+            <w:r>
+              <w:rPr>
+                <w:rFonts w:asciiTheme="majorHAnsi" w:hAnsiTheme="majorHAnsi" w:cstheme="majorHAnsi"/>
+                <w:lang w:val="en-SG"/>
+              </w:rPr>
+              <w:t xml:space="preserve"> de </w:t>
+            </w:r>
+            <w:proofErr w:type="spellStart"/>
+            <w:r>
+              <w:rPr>
+                <w:rFonts w:asciiTheme="majorHAnsi" w:hAnsiTheme="majorHAnsi" w:cstheme="majorHAnsi"/>
+                <w:lang w:val="en-SG"/>
+              </w:rPr>
+              <w:t>téléphonie</w:t>
+            </w:r>
+            <w:proofErr w:type="spellEnd"/>
+            <w:r>
+              <w:rPr>
+                <w:rFonts w:asciiTheme="majorHAnsi" w:hAnsiTheme="majorHAnsi" w:cstheme="majorHAnsi"/>
+                <w:lang w:val="en-SG"/>
+              </w:rPr>
+              <w:t xml:space="preserve">, </w:t>
+            </w:r>
+            <w:proofErr w:type="spellStart"/>
+            <w:r>
+              <w:rPr>
+                <w:rFonts w:asciiTheme="majorHAnsi" w:hAnsiTheme="majorHAnsi" w:cstheme="majorHAnsi"/>
+                <w:lang w:val="en-SG"/>
+              </w:rPr>
+              <w:t>notamment</w:t>
+            </w:r>
+            <w:proofErr w:type="spellEnd"/>
+            <w:r>
+              <w:rPr>
+                <w:rFonts w:asciiTheme="majorHAnsi" w:hAnsiTheme="majorHAnsi" w:cstheme="majorHAnsi"/>
+                <w:lang w:val="en-SG"/>
+              </w:rPr>
+              <w:t xml:space="preserve"> des solutions de </w:t>
+            </w:r>
+            <w:proofErr w:type="spellStart"/>
+            <w:r>
+              <w:rPr>
+                <w:rFonts w:asciiTheme="majorHAnsi" w:hAnsiTheme="majorHAnsi" w:cstheme="majorHAnsi"/>
+                <w:lang w:val="en-SG"/>
+              </w:rPr>
+              <w:t>comptabilisation</w:t>
+            </w:r>
+            <w:proofErr w:type="spellEnd"/>
+            <w:r>
+              <w:rPr>
+                <w:rFonts w:asciiTheme="majorHAnsi" w:hAnsiTheme="majorHAnsi" w:cstheme="majorHAnsi"/>
+                <w:lang w:val="en-SG"/>
+              </w:rPr>
+              <w:t xml:space="preserve"> des </w:t>
+            </w:r>
+            <w:proofErr w:type="spellStart"/>
+            <w:r>
+              <w:rPr>
+                <w:rFonts w:asciiTheme="majorHAnsi" w:hAnsiTheme="majorHAnsi" w:cstheme="majorHAnsi"/>
+                <w:lang w:val="en-SG"/>
+              </w:rPr>
+              <w:t>appels</w:t>
+            </w:r>
+            <w:proofErr w:type="spellEnd"/>
+            <w:r>
+              <w:rPr>
+                <w:rFonts w:asciiTheme="majorHAnsi" w:hAnsiTheme="majorHAnsi" w:cstheme="majorHAnsi"/>
+                <w:lang w:val="en-SG"/>
+              </w:rPr>
+              <w:t xml:space="preserve"> (call accounting) et de </w:t>
+            </w:r>
+            <w:proofErr w:type="spellStart"/>
+            <w:r>
+              <w:rPr>
+                <w:rFonts w:asciiTheme="majorHAnsi" w:hAnsiTheme="majorHAnsi" w:cstheme="majorHAnsi"/>
+                <w:lang w:val="en-SG"/>
+              </w:rPr>
+              <w:t>serveur</w:t>
+            </w:r>
+            <w:proofErr w:type="spellEnd"/>
+            <w:r>
+              <w:rPr>
+                <w:rFonts w:asciiTheme="majorHAnsi" w:hAnsiTheme="majorHAnsi" w:cstheme="majorHAnsi"/>
+                <w:lang w:val="en-SG"/>
+              </w:rPr>
+              <w:t xml:space="preserve"> vocal </w:t>
+            </w:r>
+            <w:proofErr w:type="spellStart"/>
+            <w:r>
+              <w:rPr>
+                <w:rFonts w:asciiTheme="majorHAnsi" w:hAnsiTheme="majorHAnsi" w:cstheme="majorHAnsi"/>
+                <w:lang w:val="en-SG"/>
+              </w:rPr>
+              <w:t>interactif</w:t>
+            </w:r>
+            <w:proofErr w:type="spellEnd"/>
+            <w:r>
+              <w:rPr>
+                <w:rFonts w:asciiTheme="majorHAnsi" w:hAnsiTheme="majorHAnsi" w:cstheme="majorHAnsi"/>
+                <w:lang w:val="en-SG"/>
+              </w:rPr>
+              <w:t xml:space="preserve"> (IVR).</w:t>
             </w:r>
           </w:p>
           <w:p>
@@ -2280,12 +5233,149 @@
                 <w:rFonts w:asciiTheme="majorHAnsi" w:hAnsiTheme="majorHAnsi" w:cstheme="majorHAnsi"/>
               </w:rPr>
             </w:pPr>
-            <w:r>
-              <w:rPr>
-                <w:rFonts w:asciiTheme="majorHAnsi" w:hAnsiTheme="majorHAnsi" w:cstheme="majorHAnsi"/>
-                <w:lang w:val="en-SG"/>
-              </w:rPr>
-              <w:t>Accompagné les utilisateurs finaux à travers des formations et des opérations de maintenance, afin de garantir une adoption fluide des systèmes.</w:t>
+            <w:proofErr w:type="spellStart"/>
+            <w:r>
+              <w:rPr>
+                <w:rFonts w:asciiTheme="majorHAnsi" w:hAnsiTheme="majorHAnsi" w:cstheme="majorHAnsi"/>
+                <w:lang w:val="en-SG"/>
+              </w:rPr>
+              <w:t>Accompagné</w:t>
+            </w:r>
+            <w:proofErr w:type="spellEnd"/>
+            <w:r>
+              <w:rPr>
+                <w:rFonts w:asciiTheme="majorHAnsi" w:hAnsiTheme="majorHAnsi" w:cstheme="majorHAnsi"/>
+                <w:lang w:val="en-SG"/>
+              </w:rPr>
+              <w:t xml:space="preserve"> les </w:t>
+            </w:r>
+            <w:proofErr w:type="spellStart"/>
+            <w:r>
+              <w:rPr>
+                <w:rFonts w:asciiTheme="majorHAnsi" w:hAnsiTheme="majorHAnsi" w:cstheme="majorHAnsi"/>
+                <w:lang w:val="en-SG"/>
+              </w:rPr>
+              <w:t>utilisateurs</w:t>
+            </w:r>
+            <w:proofErr w:type="spellEnd"/>
+            <w:r>
+              <w:rPr>
+                <w:rFonts w:asciiTheme="majorHAnsi" w:hAnsiTheme="majorHAnsi" w:cstheme="majorHAnsi"/>
+                <w:lang w:val="en-SG"/>
+              </w:rPr>
+              <w:t xml:space="preserve"> </w:t>
+            </w:r>
+            <w:proofErr w:type="spellStart"/>
+            <w:r>
+              <w:rPr>
+                <w:rFonts w:asciiTheme="majorHAnsi" w:hAnsiTheme="majorHAnsi" w:cstheme="majorHAnsi"/>
+                <w:lang w:val="en-SG"/>
+              </w:rPr>
+              <w:t>finaux</w:t>
+            </w:r>
+            <w:proofErr w:type="spellEnd"/>
+            <w:r>
+              <w:rPr>
+                <w:rFonts w:asciiTheme="majorHAnsi" w:hAnsiTheme="majorHAnsi" w:cstheme="majorHAnsi"/>
+                <w:lang w:val="en-SG"/>
+              </w:rPr>
+              <w:t xml:space="preserve"> à travers des formations et des </w:t>
+            </w:r>
+            <w:proofErr w:type="spellStart"/>
+            <w:r>
+              <w:rPr>
+                <w:rFonts w:asciiTheme="majorHAnsi" w:hAnsiTheme="majorHAnsi" w:cstheme="majorHAnsi"/>
+                <w:lang w:val="en-SG"/>
+              </w:rPr>
+              <w:t>opérations</w:t>
+            </w:r>
+            <w:proofErr w:type="spellEnd"/>
+            <w:r>
+              <w:rPr>
+                <w:rFonts w:asciiTheme="majorHAnsi" w:hAnsiTheme="majorHAnsi" w:cstheme="majorHAnsi"/>
+                <w:lang w:val="en-SG"/>
+              </w:rPr>
+              <w:t xml:space="preserve"> de maintenance, </w:t>
+            </w:r>
+            <w:proofErr w:type="spellStart"/>
+            <w:r>
+              <w:rPr>
+                <w:rFonts w:asciiTheme="majorHAnsi" w:hAnsiTheme="majorHAnsi" w:cstheme="majorHAnsi"/>
+                <w:lang w:val="en-SG"/>
+              </w:rPr>
+              <w:t>afin</w:t>
+            </w:r>
+            <w:proofErr w:type="spellEnd"/>
+            <w:r>
+              <w:rPr>
+                <w:rFonts w:asciiTheme="majorHAnsi" w:hAnsiTheme="majorHAnsi" w:cstheme="majorHAnsi"/>
+                <w:lang w:val="en-SG"/>
+              </w:rPr>
+              <w:t xml:space="preserve"> de </w:t>
+            </w:r>
+            <w:proofErr w:type="spellStart"/>
+            <w:r>
+              <w:rPr>
+                <w:rFonts w:asciiTheme="majorHAnsi" w:hAnsiTheme="majorHAnsi" w:cstheme="majorHAnsi"/>
+                <w:lang w:val="en-SG"/>
+              </w:rPr>
+              <w:t>garantir</w:t>
+            </w:r>
+            <w:proofErr w:type="spellEnd"/>
+            <w:r>
+              <w:rPr>
+                <w:rFonts w:asciiTheme="majorHAnsi" w:hAnsiTheme="majorHAnsi" w:cstheme="majorHAnsi"/>
+                <w:lang w:val="en-SG"/>
+              </w:rPr>
+              <w:t xml:space="preserve"> </w:t>
+            </w:r>
+            <w:proofErr w:type="spellStart"/>
+            <w:r>
+              <w:rPr>
+                <w:rFonts w:asciiTheme="majorHAnsi" w:hAnsiTheme="majorHAnsi" w:cstheme="majorHAnsi"/>
+                <w:lang w:val="en-SG"/>
+              </w:rPr>
+              <w:t>une</w:t>
+            </w:r>
+            <w:proofErr w:type="spellEnd"/>
+            <w:r>
+              <w:rPr>
+                <w:rFonts w:asciiTheme="majorHAnsi" w:hAnsiTheme="majorHAnsi" w:cstheme="majorHAnsi"/>
+                <w:lang w:val="en-SG"/>
+              </w:rPr>
+              <w:t xml:space="preserve"> adoption </w:t>
+            </w:r>
+            <w:proofErr w:type="spellStart"/>
+            <w:r>
+              <w:rPr>
+                <w:rFonts w:asciiTheme="majorHAnsi" w:hAnsiTheme="majorHAnsi" w:cstheme="majorHAnsi"/>
+                <w:lang w:val="en-SG"/>
+              </w:rPr>
+              <w:t>fluide</w:t>
+            </w:r>
+            <w:proofErr w:type="spellEnd"/>
+            <w:r>
+              <w:rPr>
+                <w:rFonts w:asciiTheme="majorHAnsi" w:hAnsiTheme="majorHAnsi" w:cstheme="majorHAnsi"/>
+                <w:lang w:val="en-SG"/>
+              </w:rPr>
+              <w:t xml:space="preserve"> des </w:t>
+            </w:r>
+            <w:proofErr w:type="spellStart"/>
+            <w:r>
+              <w:rPr>
+                <w:rFonts w:asciiTheme="majorHAnsi" w:hAnsiTheme="majorHAnsi" w:cstheme="majorHAnsi"/>
+                <w:lang w:val="en-SG"/>
+              </w:rPr>
+              <w:t>systèmes</w:t>
+            </w:r>
+            <w:proofErr w:type="spellEnd"/>
+            <w:r>
+              <w:rPr>
+                <w:rFonts w:asciiTheme="majorHAnsi" w:hAnsiTheme="majorHAnsi" w:cstheme="majorHAnsi"/>
+                <w:lang w:val="en-SG"/>
+              </w:rPr>
+              <w:t>.</w:t>
             </w:r>
           </w:p>
           <w:p>
